--- a/link_eshopworld/Documentation/eShopWorld_Catalog_Integration.docx
+++ b/link_eshopworld/Documentation/eShopWorld_Catalog_Integration.docx
@@ -290,7 +290,7 @@
                                     <w:sz w:val="20"/>
                                     <w:szCs w:val="20"/>
                                   </w:rPr>
-                                  <w:t>8</w:t>
+                                  <w:t>9</w:t>
                                 </w:r>
                               </w:p>
                               <w:p>
@@ -331,14 +331,14 @@
                                     <w:sz w:val="20"/>
                                     <w:szCs w:val="20"/>
                                   </w:rPr>
-                                  <w:t>September</w:t>
+                                  <w:t xml:space="preserve">October </w:t>
                                 </w:r>
                                 <w:r>
                                   <w:rPr>
                                     <w:sz w:val="20"/>
                                     <w:szCs w:val="20"/>
                                   </w:rPr>
-                                  <w:t xml:space="preserve"> 2025</w:t>
+                                  <w:t>2025</w:t>
                                 </w:r>
                               </w:p>
                               <w:p>
@@ -443,7 +443,7 @@
                               <w:sz w:val="20"/>
                               <w:szCs w:val="20"/>
                             </w:rPr>
-                            <w:t>8</w:t>
+                            <w:t>9</w:t>
                           </w:r>
                         </w:p>
                         <w:p>
@@ -484,14 +484,14 @@
                               <w:sz w:val="20"/>
                               <w:szCs w:val="20"/>
                             </w:rPr>
-                            <w:t>September</w:t>
+                            <w:t xml:space="preserve">October </w:t>
                           </w:r>
                           <w:r>
                             <w:rPr>
                               <w:sz w:val="20"/>
                               <w:szCs w:val="20"/>
                             </w:rPr>
-                            <w:t xml:space="preserve"> 2025</w:t>
+                            <w:t>2025</w:t>
                           </w:r>
                         </w:p>
                         <w:p>
@@ -3538,7 +3538,7 @@
         </w:rPr>
         <w:lastRenderedPageBreak/>
         <w:drawing>
-          <wp:inline distT="0" distB="0" distL="0" distR="0" wp14:anchorId="09F2509C" wp14:editId="01CF5305">
+          <wp:inline distT="0" distB="0" distL="0" distR="0" wp14:anchorId="09F2509C" wp14:editId="368B70F7">
             <wp:extent cx="5943600" cy="2273300"/>
             <wp:effectExtent l="0" t="0" r="0" b="0"/>
             <wp:docPr id="25" name="Picture 25" descr="A screenshot of a computer&#10;&#10;Description automatically generated"/>
@@ -4223,7 +4223,7 @@
           <w:shd w:val="clear" w:color="auto" w:fill="FFFFFF"/>
         </w:rPr>
         <w:drawing>
-          <wp:inline distT="0" distB="0" distL="0" distR="0" wp14:anchorId="2F966AB5" wp14:editId="3218F081">
+          <wp:inline distT="0" distB="0" distL="0" distR="0" wp14:anchorId="2F966AB5" wp14:editId="1650D86C">
             <wp:extent cx="5943600" cy="2268855"/>
             <wp:effectExtent l="0" t="0" r="0" b="0"/>
             <wp:docPr id="26" name="Picture 26"/>
@@ -4587,7 +4587,7 @@
           <w:noProof/>
         </w:rPr>
         <w:drawing>
-          <wp:inline distT="0" distB="0" distL="0" distR="0" wp14:anchorId="616CBAE8" wp14:editId="6FAF45E2">
+          <wp:inline distT="0" distB="0" distL="0" distR="0" wp14:anchorId="616CBAE8" wp14:editId="2B7082A6">
             <wp:extent cx="5943600" cy="716915"/>
             <wp:effectExtent l="0" t="0" r="0" b="6985"/>
             <wp:docPr id="17" name="Picture 17"/>
@@ -4755,7 +4755,7 @@
           <w:shd w:val="clear" w:color="auto" w:fill="FFFFFF"/>
         </w:rPr>
         <w:drawing>
-          <wp:inline distT="0" distB="0" distL="0" distR="0" wp14:anchorId="2C59EB46" wp14:editId="766A864E">
+          <wp:inline distT="0" distB="0" distL="0" distR="0" wp14:anchorId="2C59EB46" wp14:editId="59479D75">
             <wp:extent cx="5943600" cy="1824355"/>
             <wp:effectExtent l="0" t="0" r="0" b="4445"/>
             <wp:docPr id="27" name="Picture 27" descr="A screenshot of a computer&#10;&#10;Description automatically generated"/>
@@ -4857,7 +4857,7 @@
           <w:shd w:val="clear" w:color="auto" w:fill="FFFFFF"/>
         </w:rPr>
         <w:drawing>
-          <wp:inline distT="0" distB="0" distL="0" distR="0" wp14:anchorId="7708AF35" wp14:editId="13F6997A">
+          <wp:inline distT="0" distB="0" distL="0" distR="0" wp14:anchorId="7708AF35" wp14:editId="21C9E44A">
             <wp:extent cx="5943600" cy="2369185"/>
             <wp:effectExtent l="0" t="0" r="0" b="0"/>
             <wp:docPr id="28" name="Picture 28" descr="A screenshot of a computer&#10;&#10;Description automatically generated"/>
@@ -5067,7 +5067,7 @@
         </w:rPr>
         <w:lastRenderedPageBreak/>
         <w:drawing>
-          <wp:inline distT="0" distB="0" distL="0" distR="0" wp14:anchorId="16599CDC" wp14:editId="3371131A">
+          <wp:inline distT="0" distB="0" distL="0" distR="0" wp14:anchorId="16599CDC" wp14:editId="1C05B3A8">
             <wp:extent cx="5943600" cy="1642745"/>
             <wp:effectExtent l="0" t="0" r="0" b="0"/>
             <wp:docPr id="20" name="Picture 20" descr="A screenshot of a computer&#10;&#10;Description automatically generated"/>
@@ -5195,7 +5195,7 @@
           <w:szCs w:val="20"/>
         </w:rPr>
         <w:drawing>
-          <wp:inline distT="0" distB="0" distL="0" distR="0" wp14:anchorId="7D32927F" wp14:editId="66144A3E">
+          <wp:inline distT="0" distB="0" distL="0" distR="0" wp14:anchorId="7D32927F" wp14:editId="32D121AD">
             <wp:extent cx="5943600" cy="487045"/>
             <wp:effectExtent l="0" t="0" r="0" b="8255"/>
             <wp:docPr id="21" name="Picture 21"/>
@@ -5288,7 +5288,7 @@
           <w:spacing w:val="-1"/>
         </w:rPr>
         <w:drawing>
-          <wp:inline distT="0" distB="0" distL="0" distR="0" wp14:anchorId="2BC7DFCF" wp14:editId="3C641206">
+          <wp:inline distT="0" distB="0" distL="0" distR="0" wp14:anchorId="2BC7DFCF" wp14:editId="49BEABC9">
             <wp:extent cx="5943600" cy="2028190"/>
             <wp:effectExtent l="0" t="0" r="0" b="0"/>
             <wp:docPr id="29" name="Picture 29"/>
@@ -5375,7 +5375,7 @@
           <w:noProof/>
         </w:rPr>
         <w:drawing>
-          <wp:inline distT="0" distB="0" distL="0" distR="0" wp14:anchorId="37268CD8" wp14:editId="34A1C089">
+          <wp:inline distT="0" distB="0" distL="0" distR="0" wp14:anchorId="37268CD8" wp14:editId="256FB6A5">
             <wp:extent cx="5943600" cy="1769110"/>
             <wp:effectExtent l="0" t="0" r="0" b="2540"/>
             <wp:docPr id="30" name="Picture 30" descr="A screenshot of a computer&#10;&#10;Description automatically generated"/>
@@ -10691,7 +10691,6 @@
   <w:style w:type="character" w:default="1" w:styleId="DefaultParagraphFont">
     <w:name w:val="Default Paragraph Font"/>
     <w:uiPriority w:val="1"/>
-    <w:semiHidden/>
     <w:unhideWhenUsed/>
   </w:style>
   <w:style w:type="table" w:default="1" w:styleId="TableNormal">

--- a/link_eshopworld/Documentation/eShopWorld_Catalog_Integration.docx
+++ b/link_eshopworld/Documentation/eShopWorld_Catalog_Integration.docx
@@ -283,14 +283,7 @@
                                     <w:sz w:val="20"/>
                                     <w:szCs w:val="20"/>
                                   </w:rPr>
-                                  <w:t>4.</w:t>
-                                </w:r>
-                                <w:r>
-                                  <w:rPr>
-                                    <w:sz w:val="20"/>
-                                    <w:szCs w:val="20"/>
-                                  </w:rPr>
-                                  <w:t>9</w:t>
+                                  <w:t>5.0.0</w:t>
                                 </w:r>
                               </w:p>
                               <w:p>
@@ -331,14 +324,21 @@
                                     <w:sz w:val="20"/>
                                     <w:szCs w:val="20"/>
                                   </w:rPr>
-                                  <w:t xml:space="preserve">October </w:t>
+                                  <w:t>February</w:t>
                                 </w:r>
                                 <w:r>
                                   <w:rPr>
                                     <w:sz w:val="20"/>
                                     <w:szCs w:val="20"/>
                                   </w:rPr>
-                                  <w:t>2025</w:t>
+                                  <w:t xml:space="preserve"> 202</w:t>
+                                </w:r>
+                                <w:r>
+                                  <w:rPr>
+                                    <w:sz w:val="20"/>
+                                    <w:szCs w:val="20"/>
+                                  </w:rPr>
+                                  <w:t>6</w:t>
                                 </w:r>
                               </w:p>
                               <w:p>
@@ -364,7 +364,7 @@
                                     <w:sz w:val="20"/>
                                     <w:szCs w:val="20"/>
                                   </w:rPr>
-                                  <w:t>5</w:t>
+                                  <w:t>6</w:t>
                                 </w:r>
                                 <w:r>
                                   <w:rPr>
@@ -404,7 +404,11 @@
               </mc:Choice>
               <mc:Fallback>
                 <w:pict>
-                  <v:shape w14:anchorId="7A58B7D5" id="Text Box 233" o:spid="_x0000_s1027" type="#_x0000_t202" style="position:absolute;margin-left:-12.65pt;margin-top:567.35pt;width:522.6pt;height:93.35pt;z-index:251660800;visibility:visible;mso-wrap-style:square;mso-width-percent:0;mso-height-percent:0;mso-wrap-distance-left:9pt;mso-wrap-distance-top:0;mso-wrap-distance-right:9pt;mso-wrap-distance-bottom:0;mso-position-horizontal:absolute;mso-position-horizontal-relative:text;mso-position-vertical:absolute;mso-position-vertical-relative:text;mso-width-percent:0;mso-height-percent:0;mso-width-relative:margin;mso-height-relative:margin;v-text-anchor:top" o:gfxdata="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" filled="f" stroked="f" strokeweight=".5pt">
+                  <v:shapetype w14:anchorId="7A58B7D5" id="_x0000_t202" coordsize="21600,21600" o:spt="202" path="m,l,21600r21600,l21600,xe">
+                    <v:stroke joinstyle="miter"/>
+                    <v:path gradientshapeok="t" o:connecttype="rect"/>
+                  </v:shapetype>
+                  <v:shape id="Text Box 233" o:spid="_x0000_s1027" type="#_x0000_t202" style="position:absolute;margin-left:-12.65pt;margin-top:567.35pt;width:522.6pt;height:93.35pt;z-index:251660800;visibility:visible;mso-wrap-style:square;mso-width-percent:0;mso-height-percent:0;mso-wrap-distance-left:9pt;mso-wrap-distance-top:0;mso-wrap-distance-right:9pt;mso-wrap-distance-bottom:0;mso-position-horizontal:absolute;mso-position-horizontal-relative:text;mso-position-vertical:absolute;mso-position-vertical-relative:text;mso-width-percent:0;mso-height-percent:0;mso-width-relative:margin;mso-height-relative:margin;v-text-anchor:top" o:gfxdata="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" filled="f" stroked="f" strokeweight=".5pt">
                     <v:textbox>
                       <w:txbxContent>
                         <w:p>
@@ -436,14 +440,7 @@
                               <w:sz w:val="20"/>
                               <w:szCs w:val="20"/>
                             </w:rPr>
-                            <w:t>4.</w:t>
-                          </w:r>
-                          <w:r>
-                            <w:rPr>
-                              <w:sz w:val="20"/>
-                              <w:szCs w:val="20"/>
-                            </w:rPr>
-                            <w:t>9</w:t>
+                            <w:t>5.0.0</w:t>
                           </w:r>
                         </w:p>
                         <w:p>
@@ -484,14 +481,21 @@
                               <w:sz w:val="20"/>
                               <w:szCs w:val="20"/>
                             </w:rPr>
-                            <w:t xml:space="preserve">October </w:t>
+                            <w:t>February</w:t>
                           </w:r>
                           <w:r>
                             <w:rPr>
                               <w:sz w:val="20"/>
                               <w:szCs w:val="20"/>
                             </w:rPr>
-                            <w:t>2025</w:t>
+                            <w:t xml:space="preserve"> 202</w:t>
+                          </w:r>
+                          <w:r>
+                            <w:rPr>
+                              <w:sz w:val="20"/>
+                              <w:szCs w:val="20"/>
+                            </w:rPr>
+                            <w:t>6</w:t>
                           </w:r>
                         </w:p>
                         <w:p>
@@ -517,7 +521,7 @@
                               <w:sz w:val="20"/>
                               <w:szCs w:val="20"/>
                             </w:rPr>
-                            <w:t>5</w:t>
+                            <w:t>6</w:t>
                           </w:r>
                           <w:r>
                             <w:rPr>
@@ -2929,7 +2933,6 @@
         <w:spacing w:before="0" w:beforeAutospacing="0" w:after="0" w:afterAutospacing="0"/>
         <w:rPr>
           <w:rFonts w:cs="Arial"/>
-          <w:color w:val="172B4D"/>
           <w:spacing w:val="-1"/>
           <w:sz w:val="20"/>
           <w:szCs w:val="20"/>
@@ -2938,17 +2941,33 @@
       <w:r>
         <w:rPr>
           <w:rFonts w:cs="Arial"/>
-          <w:color w:val="172B4D"/>
-          <w:spacing w:val="-1"/>
-          <w:sz w:val="20"/>
-          <w:szCs w:val="20"/>
-        </w:rPr>
-        <w:t>Catalog Service should be configured in the SFCC Business Manager. For more details, please refe</w:t>
+          <w:spacing w:val="-1"/>
+          <w:sz w:val="20"/>
+          <w:szCs w:val="20"/>
+        </w:rPr>
+        <w:t xml:space="preserve">Catalog Service should be </w:t>
       </w:r>
       <w:r>
         <w:rPr>
           <w:rFonts w:cs="Arial"/>
-          <w:color w:val="172B4D"/>
+          <w:spacing w:val="-1"/>
+          <w:sz w:val="20"/>
+          <w:szCs w:val="20"/>
+        </w:rPr>
+        <w:t>imported</w:t>
+      </w:r>
+      <w:r>
+        <w:rPr>
+          <w:rFonts w:cs="Arial"/>
+          <w:spacing w:val="-1"/>
+          <w:sz w:val="20"/>
+          <w:szCs w:val="20"/>
+        </w:rPr>
+        <w:t xml:space="preserve"> in the SFCC Business Manager. For more details, please refe</w:t>
+      </w:r>
+      <w:r>
+        <w:rPr>
+          <w:rFonts w:cs="Arial"/>
           <w:spacing w:val="-1"/>
           <w:sz w:val="20"/>
           <w:szCs w:val="20"/>
@@ -2958,12 +2977,20 @@
       <w:r>
         <w:rPr>
           <w:rFonts w:cs="Arial"/>
-          <w:color w:val="172B4D"/>
-          <w:spacing w:val="-1"/>
-          <w:sz w:val="20"/>
-          <w:szCs w:val="20"/>
-        </w:rPr>
-        <w:t xml:space="preserve"> 2.4</w:t>
+          <w:spacing w:val="-1"/>
+          <w:sz w:val="20"/>
+          <w:szCs w:val="20"/>
+        </w:rPr>
+        <w:t xml:space="preserve"> 2.</w:t>
+      </w:r>
+      <w:r>
+        <w:rPr>
+          <w:rFonts w:cs="Arial"/>
+          <w:spacing w:val="-1"/>
+          <w:sz w:val="20"/>
+          <w:szCs w:val="20"/>
+        </w:rPr>
+        <w:t>3</w:t>
       </w:r>
     </w:p>
     <w:p>
@@ -2977,7 +3004,6 @@
         <w:spacing w:before="0" w:beforeAutospacing="0" w:after="0" w:afterAutospacing="0"/>
         <w:rPr>
           <w:rFonts w:cs="Arial"/>
-          <w:color w:val="172B4D"/>
           <w:spacing w:val="-1"/>
           <w:sz w:val="20"/>
           <w:szCs w:val="20"/>
@@ -2986,7 +3012,6 @@
       <w:r>
         <w:rPr>
           <w:rFonts w:cs="Arial"/>
-          <w:color w:val="172B4D"/>
           <w:spacing w:val="-1"/>
           <w:sz w:val="20"/>
           <w:szCs w:val="20"/>
@@ -2999,7 +3024,6 @@
           <w:rFonts w:ascii="Arial" w:hAnsi="Arial" w:cs="Arial"/>
           <w:i/>
           <w:iCs/>
-          <w:color w:val="172B4D"/>
           <w:spacing w:val="-1"/>
           <w:sz w:val="20"/>
           <w:bdr w:val="none" w:sz="0" w:space="0" w:color="auto" w:frame="1"/>
@@ -3009,7 +3033,6 @@
       <w:r>
         <w:rPr>
           <w:rFonts w:cs="Arial"/>
-          <w:color w:val="172B4D"/>
           <w:spacing w:val="-1"/>
           <w:sz w:val="20"/>
           <w:szCs w:val="20"/>
@@ -3019,7 +3042,15 @@
       <w:r>
         <w:rPr>
           <w:rFonts w:cs="Arial"/>
-          <w:color w:val="172B4D"/>
+          <w:spacing w:val="-1"/>
+          <w:sz w:val="20"/>
+          <w:szCs w:val="20"/>
+        </w:rPr>
+        <w:t>e</w:t>
+      </w:r>
+      <w:r>
+        <w:rPr>
+          <w:rFonts w:cs="Arial"/>
           <w:spacing w:val="-1"/>
           <w:sz w:val="20"/>
           <w:szCs w:val="20"/>
@@ -3031,7 +3062,6 @@
           <w:rFonts w:cs="Arial"/>
           <w:i/>
           <w:iCs/>
-          <w:color w:val="172B4D"/>
           <w:spacing w:val="-1"/>
           <w:sz w:val="20"/>
           <w:szCs w:val="20"/>
@@ -3041,7 +3071,6 @@
       <w:r>
         <w:rPr>
           <w:rFonts w:cs="Arial"/>
-          <w:color w:val="172B4D"/>
           <w:spacing w:val="-1"/>
           <w:sz w:val="20"/>
           <w:szCs w:val="20"/>
@@ -3051,7 +3080,6 @@
       <w:r>
         <w:rPr>
           <w:rFonts w:cs="Arial"/>
-          <w:color w:val="172B4D"/>
           <w:spacing w:val="-1"/>
           <w:sz w:val="20"/>
           <w:szCs w:val="20"/>
@@ -3074,7 +3102,6 @@
           <w:bCs/>
           <w:i/>
           <w:iCs/>
-          <w:color w:val="172B4D"/>
           <w:spacing w:val="-1"/>
           <w:sz w:val="20"/>
           <w:szCs w:val="20"/>
@@ -3083,27 +3110,33 @@
       <w:r>
         <w:rPr>
           <w:rFonts w:cs="Arial"/>
-          <w:color w:val="172B4D"/>
-          <w:spacing w:val="-1"/>
-          <w:sz w:val="20"/>
-          <w:szCs w:val="20"/>
-        </w:rPr>
-        <w:t>The ESW BM cartridge should be set in the cartridge path to view the Catalog Menu. Th path in BM should be set</w:t>
+          <w:spacing w:val="-1"/>
+          <w:sz w:val="20"/>
+          <w:szCs w:val="20"/>
+        </w:rPr>
+        <w:t>The ESW BM cartridge should be set in the cartridge path to view the Catalog Menu. Th</w:t>
       </w:r>
       <w:r>
         <w:rPr>
           <w:rFonts w:cs="Arial"/>
-          <w:color w:val="172B4D"/>
-          <w:spacing w:val="-1"/>
-          <w:sz w:val="20"/>
-          <w:szCs w:val="20"/>
-        </w:rPr>
-        <w:t xml:space="preserve"> </w:t>
+          <w:spacing w:val="-1"/>
+          <w:sz w:val="20"/>
+          <w:szCs w:val="20"/>
+        </w:rPr>
+        <w:t>e</w:t>
       </w:r>
       <w:r>
         <w:rPr>
           <w:rFonts w:cs="Arial"/>
-          <w:color w:val="172B4D"/>
+          <w:spacing w:val="-1"/>
+          <w:sz w:val="20"/>
+          <w:szCs w:val="20"/>
+        </w:rPr>
+        <w:t xml:space="preserve"> path in BM should be set </w:t>
+      </w:r>
+      <w:r>
+        <w:rPr>
+          <w:rFonts w:cs="Arial"/>
           <w:spacing w:val="-1"/>
           <w:sz w:val="20"/>
           <w:szCs w:val="20"/>
@@ -3117,7 +3150,6 @@
           <w:bCs/>
           <w:i/>
           <w:iCs/>
-          <w:color w:val="172B4D"/>
           <w:spacing w:val="-1"/>
           <w:sz w:val="20"/>
           <w:szCs w:val="20"/>
@@ -3130,6 +3162,7 @@
         <w:pStyle w:val="111U"/>
         <w:rPr>
           <w:rFonts w:ascii="Arial" w:hAnsi="Arial" w:cs="Arial"/>
+          <w:color w:val="auto"/>
           <w:sz w:val="24"/>
           <w:szCs w:val="24"/>
         </w:rPr>
@@ -3137,6 +3170,7 @@
       <w:r>
         <w:rPr>
           <w:rFonts w:ascii="Arial" w:hAnsi="Arial" w:cs="Arial"/>
+          <w:color w:val="auto"/>
           <w:sz w:val="24"/>
           <w:szCs w:val="24"/>
         </w:rPr>
@@ -3146,6 +3180,7 @@
       <w:r>
         <w:rPr>
           <w:rFonts w:ascii="Arial" w:hAnsi="Arial" w:cs="Arial"/>
+          <w:color w:val="auto"/>
           <w:sz w:val="24"/>
           <w:szCs w:val="24"/>
         </w:rPr>
@@ -3538,7 +3573,7 @@
         </w:rPr>
         <w:lastRenderedPageBreak/>
         <w:drawing>
-          <wp:inline distT="0" distB="0" distL="0" distR="0" wp14:anchorId="09F2509C" wp14:editId="368B70F7">
+          <wp:inline distT="0" distB="0" distL="0" distR="0" wp14:anchorId="09F2509C" wp14:editId="1B8568A1">
             <wp:extent cx="5943600" cy="2273300"/>
             <wp:effectExtent l="0" t="0" r="0" b="0"/>
             <wp:docPr id="25" name="Picture 25" descr="A screenshot of a computer&#10;&#10;Description automatically generated"/>
@@ -4223,7 +4258,7 @@
           <w:shd w:val="clear" w:color="auto" w:fill="FFFFFF"/>
         </w:rPr>
         <w:drawing>
-          <wp:inline distT="0" distB="0" distL="0" distR="0" wp14:anchorId="2F966AB5" wp14:editId="1650D86C">
+          <wp:inline distT="0" distB="0" distL="0" distR="0" wp14:anchorId="2F966AB5" wp14:editId="2A265486">
             <wp:extent cx="5943600" cy="2268855"/>
             <wp:effectExtent l="0" t="0" r="0" b="0"/>
             <wp:docPr id="26" name="Picture 26"/>
@@ -4587,7 +4622,7 @@
           <w:noProof/>
         </w:rPr>
         <w:drawing>
-          <wp:inline distT="0" distB="0" distL="0" distR="0" wp14:anchorId="616CBAE8" wp14:editId="2B7082A6">
+          <wp:inline distT="0" distB="0" distL="0" distR="0" wp14:anchorId="616CBAE8" wp14:editId="5A55D702">
             <wp:extent cx="5943600" cy="716915"/>
             <wp:effectExtent l="0" t="0" r="0" b="6985"/>
             <wp:docPr id="17" name="Picture 17"/>
@@ -4755,7 +4790,7 @@
           <w:shd w:val="clear" w:color="auto" w:fill="FFFFFF"/>
         </w:rPr>
         <w:drawing>
-          <wp:inline distT="0" distB="0" distL="0" distR="0" wp14:anchorId="2C59EB46" wp14:editId="59479D75">
+          <wp:inline distT="0" distB="0" distL="0" distR="0" wp14:anchorId="2C59EB46" wp14:editId="40821B15">
             <wp:extent cx="5943600" cy="1824355"/>
             <wp:effectExtent l="0" t="0" r="0" b="4445"/>
             <wp:docPr id="27" name="Picture 27" descr="A screenshot of a computer&#10;&#10;Description automatically generated"/>
@@ -4857,7 +4892,7 @@
           <w:shd w:val="clear" w:color="auto" w:fill="FFFFFF"/>
         </w:rPr>
         <w:drawing>
-          <wp:inline distT="0" distB="0" distL="0" distR="0" wp14:anchorId="7708AF35" wp14:editId="21C9E44A">
+          <wp:inline distT="0" distB="0" distL="0" distR="0" wp14:anchorId="7708AF35" wp14:editId="2590D683">
             <wp:extent cx="5943600" cy="2369185"/>
             <wp:effectExtent l="0" t="0" r="0" b="0"/>
             <wp:docPr id="28" name="Picture 28" descr="A screenshot of a computer&#10;&#10;Description automatically generated"/>
@@ -5067,7 +5102,7 @@
         </w:rPr>
         <w:lastRenderedPageBreak/>
         <w:drawing>
-          <wp:inline distT="0" distB="0" distL="0" distR="0" wp14:anchorId="16599CDC" wp14:editId="1C05B3A8">
+          <wp:inline distT="0" distB="0" distL="0" distR="0" wp14:anchorId="16599CDC" wp14:editId="301EB84B">
             <wp:extent cx="5943600" cy="1642745"/>
             <wp:effectExtent l="0" t="0" r="0" b="0"/>
             <wp:docPr id="20" name="Picture 20" descr="A screenshot of a computer&#10;&#10;Description automatically generated"/>
@@ -5195,7 +5230,7 @@
           <w:szCs w:val="20"/>
         </w:rPr>
         <w:drawing>
-          <wp:inline distT="0" distB="0" distL="0" distR="0" wp14:anchorId="7D32927F" wp14:editId="32D121AD">
+          <wp:inline distT="0" distB="0" distL="0" distR="0" wp14:anchorId="7D32927F" wp14:editId="7F0CFBA4">
             <wp:extent cx="5943600" cy="487045"/>
             <wp:effectExtent l="0" t="0" r="0" b="8255"/>
             <wp:docPr id="21" name="Picture 21"/>
@@ -5288,7 +5323,7 @@
           <w:spacing w:val="-1"/>
         </w:rPr>
         <w:drawing>
-          <wp:inline distT="0" distB="0" distL="0" distR="0" wp14:anchorId="2BC7DFCF" wp14:editId="49BEABC9">
+          <wp:inline distT="0" distB="0" distL="0" distR="0" wp14:anchorId="2BC7DFCF" wp14:editId="6C1F1246">
             <wp:extent cx="5943600" cy="2028190"/>
             <wp:effectExtent l="0" t="0" r="0" b="0"/>
             <wp:docPr id="29" name="Picture 29"/>
@@ -5375,7 +5410,7 @@
           <w:noProof/>
         </w:rPr>
         <w:drawing>
-          <wp:inline distT="0" distB="0" distL="0" distR="0" wp14:anchorId="37268CD8" wp14:editId="256FB6A5">
+          <wp:inline distT="0" distB="0" distL="0" distR="0" wp14:anchorId="37268CD8" wp14:editId="3A3DB394">
             <wp:extent cx="5943600" cy="1769110"/>
             <wp:effectExtent l="0" t="0" r="0" b="2540"/>
             <wp:docPr id="30" name="Picture 30" descr="A screenshot of a computer&#10;&#10;Description automatically generated"/>
@@ -7297,7 +7332,7 @@
           <w:szCs w:val="28"/>
         </w:rPr>
         <w:lastRenderedPageBreak/>
-        <w:t xml:space="preserve">ESWSFTP </w:t>
+        <w:t>S</w:t>
       </w:r>
       <w:r>
         <w:rPr>
@@ -7305,17 +7340,30 @@
           <w:sz w:val="28"/>
           <w:szCs w:val="28"/>
         </w:rPr>
-        <w:t>s</w:t>
-      </w:r>
+        <w:t>ervic</w:t>
+      </w:r>
+      <w:bookmarkEnd w:id="19"/>
       <w:r>
         <w:rPr>
           <w:rFonts w:ascii="Arial" w:hAnsi="Arial" w:cs="Arial"/>
           <w:sz w:val="28"/>
           <w:szCs w:val="28"/>
         </w:rPr>
-        <w:t>ervice</w:t>
-      </w:r>
-      <w:bookmarkEnd w:id="19"/>
+        <w:t>es</w:t>
+      </w:r>
+    </w:p>
+    <w:p>
+      <w:pPr>
+        <w:rPr>
+          <w:rFonts w:ascii="Arial" w:hAnsi="Arial" w:cs="Arial"/>
+        </w:rPr>
+      </w:pPr>
+      <w:r>
+        <w:rPr>
+          <w:rFonts w:ascii="Arial" w:hAnsi="Arial" w:cs="Arial"/>
+        </w:rPr>
+        <w:t xml:space="preserve">The following services are being used for this functionality. The cartridge automatically generates the URL if they are not set already. </w:t>
+      </w:r>
     </w:p>
     <w:bookmarkEnd w:id="20"/>
     <w:p>
@@ -7330,6 +7378,22 @@
       </w:pPr>
       <w:r>
         <w:rPr>
+          <w:b/>
+          <w:bCs/>
+          <w:sz w:val="20"/>
+          <w:szCs w:val="20"/>
+        </w:rPr>
+        <w:t>ESWSFTP</w:t>
+      </w:r>
+      <w:r>
+        <w:rPr>
+          <w:sz w:val="20"/>
+          <w:szCs w:val="20"/>
+        </w:rPr>
+        <w:t xml:space="preserve">: </w:t>
+      </w:r>
+      <w:r>
+        <w:rPr>
           <w:sz w:val="20"/>
           <w:szCs w:val="20"/>
         </w:rPr>
@@ -7349,68 +7413,6 @@
           <w:szCs w:val="20"/>
         </w:rPr>
         <w:t>tab.</w:t>
-      </w:r>
-    </w:p>
-    <w:p>
-      <w:pPr>
-        <w:jc w:val="center"/>
-        <w:rPr>
-          <w:rFonts w:ascii="Arial" w:eastAsia="Times New Roman" w:hAnsi="Arial" w:cs="Arial"/>
-        </w:rPr>
-      </w:pPr>
-      <w:r>
-        <w:rPr>
-          <w:rFonts w:ascii="Arial" w:hAnsi="Arial" w:cs="Arial"/>
-          <w:noProof/>
-        </w:rPr>
-        <w:drawing>
-          <wp:inline distT="0" distB="0" distL="0" distR="0" wp14:anchorId="28BABA27" wp14:editId="74F7D212">
-            <wp:extent cx="5943600" cy="1544320"/>
-            <wp:effectExtent l="0" t="0" r="0" b="0"/>
-            <wp:docPr id="13" name="Picture 13"/>
-            <wp:cNvGraphicFramePr>
-              <a:graphicFrameLocks xmlns:a="http://schemas.openxmlformats.org/drawingml/2006/main" noChangeAspect="1"/>
-            </wp:cNvGraphicFramePr>
-            <a:graphic xmlns:a="http://schemas.openxmlformats.org/drawingml/2006/main">
-              <a:graphicData uri="http://schemas.openxmlformats.org/drawingml/2006/picture">
-                <pic:pic xmlns:pic="http://schemas.openxmlformats.org/drawingml/2006/picture">
-                  <pic:nvPicPr>
-                    <pic:cNvPr id="0" name="Picture 367"/>
-                    <pic:cNvPicPr>
-                      <a:picLocks noChangeAspect="1" noChangeArrowheads="1"/>
-                    </pic:cNvPicPr>
-                  </pic:nvPicPr>
-                  <pic:blipFill>
-                    <a:blip r:embed="rId31">
-                      <a:extLst>
-                        <a:ext uri="{28A0092B-C50C-407E-A947-70E740481C1C}">
-                          <a14:useLocalDpi xmlns:a14="http://schemas.microsoft.com/office/drawing/2010/main" val="0"/>
-                        </a:ext>
-                      </a:extLst>
-                    </a:blip>
-                    <a:srcRect/>
-                    <a:stretch>
-                      <a:fillRect/>
-                    </a:stretch>
-                  </pic:blipFill>
-                  <pic:spPr bwMode="auto">
-                    <a:xfrm>
-                      <a:off x="0" y="0"/>
-                      <a:ext cx="5943600" cy="1544320"/>
-                    </a:xfrm>
-                    <a:prstGeom prst="rect">
-                      <a:avLst/>
-                    </a:prstGeom>
-                    <a:noFill/>
-                    <a:ln>
-                      <a:noFill/>
-                    </a:ln>
-                  </pic:spPr>
-                </pic:pic>
-              </a:graphicData>
-            </a:graphic>
-          </wp:inline>
-        </w:drawing>
       </w:r>
     </w:p>
     <w:p>
@@ -7442,30 +7444,7 @@
           <w:sz w:val="20"/>
           <w:szCs w:val="20"/>
         </w:rPr>
-        <w:t xml:space="preserve"> custom preference. The examples of the service names are </w:t>
-      </w:r>
-      <w:r>
-        <w:rPr>
-          <w:rStyle w:val="HTMLCode"/>
-          <w:rFonts w:ascii="Arial" w:hAnsi="Arial" w:cs="Arial"/>
-          <w:sz w:val="20"/>
-        </w:rPr>
-        <w:t>ESWSFTP.SG</w:t>
-      </w:r>
-      <w:r>
-        <w:rPr>
-          <w:sz w:val="20"/>
-          <w:szCs w:val="20"/>
-        </w:rPr>
-        <w:t> and </w:t>
-      </w:r>
-      <w:r>
-        <w:rPr>
-          <w:rStyle w:val="HTMLCode"/>
-          <w:rFonts w:ascii="Arial" w:hAnsi="Arial" w:cs="Arial"/>
-          <w:sz w:val="20"/>
-        </w:rPr>
-        <w:t>ESWSFPT.SFRA</w:t>
+        <w:t xml:space="preserve"> custom preference</w:t>
       </w:r>
       <w:r>
         <w:rPr>
@@ -7474,26 +7453,6 @@
         </w:rPr>
         <w:t>.</w:t>
       </w:r>
-    </w:p>
-    <w:p>
-      <w:pPr>
-        <w:pStyle w:val="11U"/>
-        <w:rPr>
-          <w:rFonts w:ascii="Arial" w:hAnsi="Arial" w:cs="Arial"/>
-          <w:sz w:val="28"/>
-          <w:szCs w:val="28"/>
-        </w:rPr>
-      </w:pPr>
-      <w:bookmarkStart w:id="21" w:name="_Toc142930984"/>
-      <w:r>
-        <w:rPr>
-          <w:rFonts w:ascii="Arial" w:hAnsi="Arial" w:cs="Arial"/>
-          <w:sz w:val="28"/>
-          <w:szCs w:val="28"/>
-        </w:rPr>
-        <w:t>ESWCatalogService</w:t>
-      </w:r>
-      <w:bookmarkEnd w:id="21"/>
     </w:p>
     <w:p>
       <w:pPr>
@@ -7508,129 +7467,28 @@
       <w:r>
         <w:rPr>
           <w:rFonts w:ascii="Arial" w:eastAsia="Times New Roman" w:hAnsi="Arial" w:cs="Arial"/>
+          <w:b/>
+          <w:bCs/>
           <w:color w:val="172B4D"/>
           <w:spacing w:val="-1"/>
         </w:rPr>
+        <w:t>ESW Cataog Service:</w:t>
+      </w:r>
+      <w:r>
+        <w:rPr>
+          <w:rFonts w:ascii="Arial" w:eastAsia="Times New Roman" w:hAnsi="Arial" w:cs="Arial"/>
+          <w:color w:val="172B4D"/>
+          <w:spacing w:val="-1"/>
+        </w:rPr>
+        <w:t xml:space="preserve"> </w:t>
+      </w:r>
+      <w:r>
+        <w:rPr>
+          <w:rFonts w:ascii="Arial" w:eastAsia="Times New Roman" w:hAnsi="Arial" w:cs="Arial"/>
+          <w:color w:val="172B4D"/>
+          <w:spacing w:val="-1"/>
+        </w:rPr>
         <w:t>This service is used to call the catalog API V2 and send the catalog data to ESW.</w:t>
-      </w:r>
-    </w:p>
-    <w:p>
-      <w:r>
-        <w:rPr>
-          <w:noProof/>
-        </w:rPr>
-        <w:drawing>
-          <wp:inline distT="0" distB="0" distL="0" distR="0" wp14:anchorId="4E6340CF" wp14:editId="7D5D4EE5">
-            <wp:extent cx="5943600" cy="1319530"/>
-            <wp:effectExtent l="0" t="0" r="0" b="0"/>
-            <wp:docPr id="24" name="Picture 24"/>
-            <wp:cNvGraphicFramePr>
-              <a:graphicFrameLocks xmlns:a="http://schemas.openxmlformats.org/drawingml/2006/main" noChangeAspect="1"/>
-            </wp:cNvGraphicFramePr>
-            <a:graphic xmlns:a="http://schemas.openxmlformats.org/drawingml/2006/main">
-              <a:graphicData uri="http://schemas.openxmlformats.org/drawingml/2006/picture">
-                <pic:pic xmlns:pic="http://schemas.openxmlformats.org/drawingml/2006/picture">
-                  <pic:nvPicPr>
-                    <pic:cNvPr id="24" name="Picture 24"/>
-                    <pic:cNvPicPr/>
-                  </pic:nvPicPr>
-                  <pic:blipFill>
-                    <a:blip r:embed="rId32" cstate="print">
-                      <a:extLst>
-                        <a:ext uri="{28A0092B-C50C-407E-A947-70E740481C1C}">
-                          <a14:useLocalDpi xmlns:a14="http://schemas.microsoft.com/office/drawing/2010/main" val="0"/>
-                        </a:ext>
-                      </a:extLst>
-                    </a:blip>
-                    <a:stretch>
-                      <a:fillRect/>
-                    </a:stretch>
-                  </pic:blipFill>
-                  <pic:spPr>
-                    <a:xfrm>
-                      <a:off x="0" y="0"/>
-                      <a:ext cx="5943600" cy="1319530"/>
-                    </a:xfrm>
-                    <a:prstGeom prst="rect">
-                      <a:avLst/>
-                    </a:prstGeom>
-                  </pic:spPr>
-                </pic:pic>
-              </a:graphicData>
-            </a:graphic>
-          </wp:inline>
-        </w:drawing>
-      </w:r>
-    </w:p>
-    <w:p>
-      <w:pPr>
-        <w:rPr>
-          <w:rFonts w:ascii="Arial" w:hAnsi="Arial" w:cs="Arial"/>
-          <w:i/>
-          <w:iCs/>
-          <w:sz w:val="18"/>
-          <w:szCs w:val="18"/>
-        </w:rPr>
-      </w:pPr>
-      <w:r>
-        <w:rPr>
-          <w:rFonts w:ascii="Arial" w:hAnsi="Arial" w:cs="Arial"/>
-          <w:i/>
-          <w:iCs/>
-          <w:sz w:val="18"/>
-          <w:szCs w:val="18"/>
-        </w:rPr>
-        <w:tab/>
-      </w:r>
-      <w:r>
-        <w:rPr>
-          <w:rFonts w:ascii="Arial" w:hAnsi="Arial" w:cs="Arial"/>
-          <w:i/>
-          <w:iCs/>
-          <w:sz w:val="18"/>
-          <w:szCs w:val="18"/>
-        </w:rPr>
-        <w:tab/>
-      </w:r>
-      <w:r>
-        <w:rPr>
-          <w:rFonts w:ascii="Arial" w:hAnsi="Arial" w:cs="Arial"/>
-          <w:i/>
-          <w:iCs/>
-          <w:sz w:val="18"/>
-          <w:szCs w:val="18"/>
-        </w:rPr>
-        <w:tab/>
-      </w:r>
-      <w:r>
-        <w:rPr>
-          <w:rFonts w:ascii="Arial" w:hAnsi="Arial" w:cs="Arial"/>
-          <w:i/>
-          <w:iCs/>
-          <w:sz w:val="18"/>
-          <w:szCs w:val="18"/>
-        </w:rPr>
-        <w:tab/>
-      </w:r>
-      <w:r>
-        <w:rPr>
-          <w:rFonts w:ascii="Arial" w:hAnsi="Arial" w:cs="Arial"/>
-          <w:i/>
-          <w:iCs/>
-          <w:sz w:val="18"/>
-          <w:szCs w:val="18"/>
-        </w:rPr>
-        <w:t xml:space="preserve">        </w:t>
-      </w:r>
-      <w:r>
-        <w:rPr>
-          <w:rFonts w:ascii="Arial" w:hAnsi="Arial" w:cs="Arial"/>
-          <w:i/>
-          <w:iCs/>
-          <w:sz w:val="18"/>
-          <w:szCs w:val="18"/>
-        </w:rPr>
-        <w:t>ESW Catalog Service</w:t>
       </w:r>
     </w:p>
     <w:sectPr>
@@ -10691,6 +10549,7 @@
   <w:style w:type="character" w:default="1" w:styleId="DefaultParagraphFont">
     <w:name w:val="Default Paragraph Font"/>
     <w:uiPriority w:val="1"/>
+    <w:semiHidden/>
     <w:unhideWhenUsed/>
   </w:style>
   <w:style w:type="table" w:default="1" w:styleId="TableNormal">

--- a/link_eshopworld/Documentation/eShopWorld_Catalog_Integration.docx
+++ b/link_eshopworld/Documentation/eShopWorld_Catalog_Integration.docx
@@ -283,21 +283,7 @@
                                     <w:sz w:val="20"/>
                                     <w:szCs w:val="20"/>
                                   </w:rPr>
-                                  <w:t>4.</w:t>
-                                </w:r>
-                                <w:r>
-                                  <w:rPr>
-                                    <w:sz w:val="20"/>
-                                    <w:szCs w:val="20"/>
-                                  </w:rPr>
-                                  <w:t>7</w:t>
-                                </w:r>
-                                <w:r>
-                                  <w:rPr>
-                                    <w:sz w:val="20"/>
-                                    <w:szCs w:val="20"/>
-                                  </w:rPr>
-                                  <w:t>.1</w:t>
+                                  <w:t>5.0.0</w:t>
                                 </w:r>
                               </w:p>
                               <w:p>
@@ -338,14 +324,21 @@
                                     <w:sz w:val="20"/>
                                     <w:szCs w:val="20"/>
                                   </w:rPr>
-                                  <w:t>July</w:t>
+                                  <w:t>February</w:t>
                                 </w:r>
                                 <w:r>
                                   <w:rPr>
                                     <w:sz w:val="20"/>
                                     <w:szCs w:val="20"/>
                                   </w:rPr>
-                                  <w:t xml:space="preserve"> 2025</w:t>
+                                  <w:t xml:space="preserve"> 202</w:t>
+                                </w:r>
+                                <w:r>
+                                  <w:rPr>
+                                    <w:sz w:val="20"/>
+                                    <w:szCs w:val="20"/>
+                                  </w:rPr>
+                                  <w:t>6</w:t>
                                 </w:r>
                               </w:p>
                               <w:p>
@@ -371,7 +364,7 @@
                                     <w:sz w:val="20"/>
                                     <w:szCs w:val="20"/>
                                   </w:rPr>
-                                  <w:t>5</w:t>
+                                  <w:t>6</w:t>
                                 </w:r>
                                 <w:r>
                                   <w:rPr>
@@ -411,7 +404,11 @@
               </mc:Choice>
               <mc:Fallback>
                 <w:pict>
-                  <v:shape w14:anchorId="7A58B7D5" id="Text Box 233" o:spid="_x0000_s1027" type="#_x0000_t202" style="position:absolute;margin-left:-12.65pt;margin-top:567.35pt;width:522.6pt;height:93.35pt;z-index:251660800;visibility:visible;mso-wrap-style:square;mso-width-percent:0;mso-height-percent:0;mso-wrap-distance-left:9pt;mso-wrap-distance-top:0;mso-wrap-distance-right:9pt;mso-wrap-distance-bottom:0;mso-position-horizontal:absolute;mso-position-horizontal-relative:text;mso-position-vertical:absolute;mso-position-vertical-relative:text;mso-width-percent:0;mso-height-percent:0;mso-width-relative:margin;mso-height-relative:margin;v-text-anchor:top" o:gfxdata="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" filled="f" stroked="f" strokeweight=".5pt">
+                  <v:shapetype w14:anchorId="7A58B7D5" id="_x0000_t202" coordsize="21600,21600" o:spt="202" path="m,l,21600r21600,l21600,xe">
+                    <v:stroke joinstyle="miter"/>
+                    <v:path gradientshapeok="t" o:connecttype="rect"/>
+                  </v:shapetype>
+                  <v:shape id="Text Box 233" o:spid="_x0000_s1027" type="#_x0000_t202" style="position:absolute;margin-left:-12.65pt;margin-top:567.35pt;width:522.6pt;height:93.35pt;z-index:251660800;visibility:visible;mso-wrap-style:square;mso-width-percent:0;mso-height-percent:0;mso-wrap-distance-left:9pt;mso-wrap-distance-top:0;mso-wrap-distance-right:9pt;mso-wrap-distance-bottom:0;mso-position-horizontal:absolute;mso-position-horizontal-relative:text;mso-position-vertical:absolute;mso-position-vertical-relative:text;mso-width-percent:0;mso-height-percent:0;mso-width-relative:margin;mso-height-relative:margin;v-text-anchor:top" o:gfxdata="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" filled="f" stroked="f" strokeweight=".5pt">
                     <v:textbox>
                       <w:txbxContent>
                         <w:p>
@@ -443,21 +440,7 @@
                               <w:sz w:val="20"/>
                               <w:szCs w:val="20"/>
                             </w:rPr>
-                            <w:t>4.</w:t>
-                          </w:r>
-                          <w:r>
-                            <w:rPr>
-                              <w:sz w:val="20"/>
-                              <w:szCs w:val="20"/>
-                            </w:rPr>
-                            <w:t>7</w:t>
-                          </w:r>
-                          <w:r>
-                            <w:rPr>
-                              <w:sz w:val="20"/>
-                              <w:szCs w:val="20"/>
-                            </w:rPr>
-                            <w:t>.1</w:t>
+                            <w:t>5.0.0</w:t>
                           </w:r>
                         </w:p>
                         <w:p>
@@ -498,14 +481,21 @@
                               <w:sz w:val="20"/>
                               <w:szCs w:val="20"/>
                             </w:rPr>
-                            <w:t>July</w:t>
+                            <w:t>February</w:t>
                           </w:r>
                           <w:r>
                             <w:rPr>
                               <w:sz w:val="20"/>
                               <w:szCs w:val="20"/>
                             </w:rPr>
-                            <w:t xml:space="preserve"> 2025</w:t>
+                            <w:t xml:space="preserve"> 202</w:t>
+                          </w:r>
+                          <w:r>
+                            <w:rPr>
+                              <w:sz w:val="20"/>
+                              <w:szCs w:val="20"/>
+                            </w:rPr>
+                            <w:t>6</w:t>
                           </w:r>
                         </w:p>
                         <w:p>
@@ -531,7 +521,7 @@
                               <w:sz w:val="20"/>
                               <w:szCs w:val="20"/>
                             </w:rPr>
-                            <w:t>5</w:t>
+                            <w:t>6</w:t>
                           </w:r>
                           <w:r>
                             <w:rPr>
@@ -2943,7 +2933,6 @@
         <w:spacing w:before="0" w:beforeAutospacing="0" w:after="0" w:afterAutospacing="0"/>
         <w:rPr>
           <w:rFonts w:cs="Arial"/>
-          <w:color w:val="172B4D"/>
           <w:spacing w:val="-1"/>
           <w:sz w:val="20"/>
           <w:szCs w:val="20"/>
@@ -2952,17 +2941,33 @@
       <w:r>
         <w:rPr>
           <w:rFonts w:cs="Arial"/>
-          <w:color w:val="172B4D"/>
-          <w:spacing w:val="-1"/>
-          <w:sz w:val="20"/>
-          <w:szCs w:val="20"/>
-        </w:rPr>
-        <w:t>Catalog Service should be configured in the SFCC Business Manager. For more details, please refe</w:t>
+          <w:spacing w:val="-1"/>
+          <w:sz w:val="20"/>
+          <w:szCs w:val="20"/>
+        </w:rPr>
+        <w:t xml:space="preserve">Catalog Service should be </w:t>
       </w:r>
       <w:r>
         <w:rPr>
           <w:rFonts w:cs="Arial"/>
-          <w:color w:val="172B4D"/>
+          <w:spacing w:val="-1"/>
+          <w:sz w:val="20"/>
+          <w:szCs w:val="20"/>
+        </w:rPr>
+        <w:t>imported</w:t>
+      </w:r>
+      <w:r>
+        <w:rPr>
+          <w:rFonts w:cs="Arial"/>
+          <w:spacing w:val="-1"/>
+          <w:sz w:val="20"/>
+          <w:szCs w:val="20"/>
+        </w:rPr>
+        <w:t xml:space="preserve"> in the SFCC Business Manager. For more details, please refe</w:t>
+      </w:r>
+      <w:r>
+        <w:rPr>
+          <w:rFonts w:cs="Arial"/>
           <w:spacing w:val="-1"/>
           <w:sz w:val="20"/>
           <w:szCs w:val="20"/>
@@ -2972,12 +2977,20 @@
       <w:r>
         <w:rPr>
           <w:rFonts w:cs="Arial"/>
-          <w:color w:val="172B4D"/>
-          <w:spacing w:val="-1"/>
-          <w:sz w:val="20"/>
-          <w:szCs w:val="20"/>
-        </w:rPr>
-        <w:t xml:space="preserve"> 2.4</w:t>
+          <w:spacing w:val="-1"/>
+          <w:sz w:val="20"/>
+          <w:szCs w:val="20"/>
+        </w:rPr>
+        <w:t xml:space="preserve"> 2.</w:t>
+      </w:r>
+      <w:r>
+        <w:rPr>
+          <w:rFonts w:cs="Arial"/>
+          <w:spacing w:val="-1"/>
+          <w:sz w:val="20"/>
+          <w:szCs w:val="20"/>
+        </w:rPr>
+        <w:t>3</w:t>
       </w:r>
     </w:p>
     <w:p>
@@ -2991,7 +3004,6 @@
         <w:spacing w:before="0" w:beforeAutospacing="0" w:after="0" w:afterAutospacing="0"/>
         <w:rPr>
           <w:rFonts w:cs="Arial"/>
-          <w:color w:val="172B4D"/>
           <w:spacing w:val="-1"/>
           <w:sz w:val="20"/>
           <w:szCs w:val="20"/>
@@ -3000,7 +3012,6 @@
       <w:r>
         <w:rPr>
           <w:rFonts w:cs="Arial"/>
-          <w:color w:val="172B4D"/>
           <w:spacing w:val="-1"/>
           <w:sz w:val="20"/>
           <w:szCs w:val="20"/>
@@ -3013,7 +3024,6 @@
           <w:rFonts w:ascii="Arial" w:hAnsi="Arial" w:cs="Arial"/>
           <w:i/>
           <w:iCs/>
-          <w:color w:val="172B4D"/>
           <w:spacing w:val="-1"/>
           <w:sz w:val="20"/>
           <w:bdr w:val="none" w:sz="0" w:space="0" w:color="auto" w:frame="1"/>
@@ -3023,7 +3033,6 @@
       <w:r>
         <w:rPr>
           <w:rFonts w:cs="Arial"/>
-          <w:color w:val="172B4D"/>
           <w:spacing w:val="-1"/>
           <w:sz w:val="20"/>
           <w:szCs w:val="20"/>
@@ -3033,7 +3042,15 @@
       <w:r>
         <w:rPr>
           <w:rFonts w:cs="Arial"/>
-          <w:color w:val="172B4D"/>
+          <w:spacing w:val="-1"/>
+          <w:sz w:val="20"/>
+          <w:szCs w:val="20"/>
+        </w:rPr>
+        <w:t>e</w:t>
+      </w:r>
+      <w:r>
+        <w:rPr>
+          <w:rFonts w:cs="Arial"/>
           <w:spacing w:val="-1"/>
           <w:sz w:val="20"/>
           <w:szCs w:val="20"/>
@@ -3045,7 +3062,6 @@
           <w:rFonts w:cs="Arial"/>
           <w:i/>
           <w:iCs/>
-          <w:color w:val="172B4D"/>
           <w:spacing w:val="-1"/>
           <w:sz w:val="20"/>
           <w:szCs w:val="20"/>
@@ -3055,7 +3071,6 @@
       <w:r>
         <w:rPr>
           <w:rFonts w:cs="Arial"/>
-          <w:color w:val="172B4D"/>
           <w:spacing w:val="-1"/>
           <w:sz w:val="20"/>
           <w:szCs w:val="20"/>
@@ -3065,7 +3080,6 @@
       <w:r>
         <w:rPr>
           <w:rFonts w:cs="Arial"/>
-          <w:color w:val="172B4D"/>
           <w:spacing w:val="-1"/>
           <w:sz w:val="20"/>
           <w:szCs w:val="20"/>
@@ -3088,7 +3102,6 @@
           <w:bCs/>
           <w:i/>
           <w:iCs/>
-          <w:color w:val="172B4D"/>
           <w:spacing w:val="-1"/>
           <w:sz w:val="20"/>
           <w:szCs w:val="20"/>
@@ -3097,27 +3110,33 @@
       <w:r>
         <w:rPr>
           <w:rFonts w:cs="Arial"/>
-          <w:color w:val="172B4D"/>
-          <w:spacing w:val="-1"/>
-          <w:sz w:val="20"/>
-          <w:szCs w:val="20"/>
-        </w:rPr>
-        <w:t>The ESW BM cartridge should be set in the cartridge path to view the Catalog Menu. Th path in BM should be set</w:t>
+          <w:spacing w:val="-1"/>
+          <w:sz w:val="20"/>
+          <w:szCs w:val="20"/>
+        </w:rPr>
+        <w:t>The ESW BM cartridge should be set in the cartridge path to view the Catalog Menu. Th</w:t>
       </w:r>
       <w:r>
         <w:rPr>
           <w:rFonts w:cs="Arial"/>
-          <w:color w:val="172B4D"/>
-          <w:spacing w:val="-1"/>
-          <w:sz w:val="20"/>
-          <w:szCs w:val="20"/>
-        </w:rPr>
-        <w:t xml:space="preserve"> </w:t>
+          <w:spacing w:val="-1"/>
+          <w:sz w:val="20"/>
+          <w:szCs w:val="20"/>
+        </w:rPr>
+        <w:t>e</w:t>
       </w:r>
       <w:r>
         <w:rPr>
           <w:rFonts w:cs="Arial"/>
-          <w:color w:val="172B4D"/>
+          <w:spacing w:val="-1"/>
+          <w:sz w:val="20"/>
+          <w:szCs w:val="20"/>
+        </w:rPr>
+        <w:t xml:space="preserve"> path in BM should be set </w:t>
+      </w:r>
+      <w:r>
+        <w:rPr>
+          <w:rFonts w:cs="Arial"/>
           <w:spacing w:val="-1"/>
           <w:sz w:val="20"/>
           <w:szCs w:val="20"/>
@@ -3131,7 +3150,6 @@
           <w:bCs/>
           <w:i/>
           <w:iCs/>
-          <w:color w:val="172B4D"/>
           <w:spacing w:val="-1"/>
           <w:sz w:val="20"/>
           <w:szCs w:val="20"/>
@@ -3144,6 +3162,7 @@
         <w:pStyle w:val="111U"/>
         <w:rPr>
           <w:rFonts w:ascii="Arial" w:hAnsi="Arial" w:cs="Arial"/>
+          <w:color w:val="auto"/>
           <w:sz w:val="24"/>
           <w:szCs w:val="24"/>
         </w:rPr>
@@ -3151,6 +3170,7 @@
       <w:r>
         <w:rPr>
           <w:rFonts w:ascii="Arial" w:hAnsi="Arial" w:cs="Arial"/>
+          <w:color w:val="auto"/>
           <w:sz w:val="24"/>
           <w:szCs w:val="24"/>
         </w:rPr>
@@ -3160,6 +3180,7 @@
       <w:r>
         <w:rPr>
           <w:rFonts w:ascii="Arial" w:hAnsi="Arial" w:cs="Arial"/>
+          <w:color w:val="auto"/>
           <w:sz w:val="24"/>
           <w:szCs w:val="24"/>
         </w:rPr>
@@ -3552,7 +3573,7 @@
         </w:rPr>
         <w:lastRenderedPageBreak/>
         <w:drawing>
-          <wp:inline distT="0" distB="0" distL="0" distR="0" wp14:anchorId="09F2509C" wp14:editId="611E8A5D">
+          <wp:inline distT="0" distB="0" distL="0" distR="0" wp14:anchorId="09F2509C" wp14:editId="1B8568A1">
             <wp:extent cx="5943600" cy="2273300"/>
             <wp:effectExtent l="0" t="0" r="0" b="0"/>
             <wp:docPr id="25" name="Picture 25" descr="A screenshot of a computer&#10;&#10;Description automatically generated"/>
@@ -4237,7 +4258,7 @@
           <w:shd w:val="clear" w:color="auto" w:fill="FFFFFF"/>
         </w:rPr>
         <w:drawing>
-          <wp:inline distT="0" distB="0" distL="0" distR="0" wp14:anchorId="2F966AB5" wp14:editId="33691384">
+          <wp:inline distT="0" distB="0" distL="0" distR="0" wp14:anchorId="2F966AB5" wp14:editId="2A265486">
             <wp:extent cx="5943600" cy="2268855"/>
             <wp:effectExtent l="0" t="0" r="0" b="0"/>
             <wp:docPr id="26" name="Picture 26"/>
@@ -4601,7 +4622,7 @@
           <w:noProof/>
         </w:rPr>
         <w:drawing>
-          <wp:inline distT="0" distB="0" distL="0" distR="0" wp14:anchorId="616CBAE8" wp14:editId="1166E4ED">
+          <wp:inline distT="0" distB="0" distL="0" distR="0" wp14:anchorId="616CBAE8" wp14:editId="5A55D702">
             <wp:extent cx="5943600" cy="716915"/>
             <wp:effectExtent l="0" t="0" r="0" b="6985"/>
             <wp:docPr id="17" name="Picture 17"/>
@@ -4730,7 +4751,7 @@
           <w:spacing w:val="-1"/>
           <w:shd w:val="clear" w:color="auto" w:fill="FFFFFF"/>
         </w:rPr>
-        <w:t>. If the Catalog Service’s URL is set</w:t>
+        <w:t xml:space="preserve">. If the Catalog Service’s URL is set, the page will show </w:t>
       </w:r>
       <w:r>
         <w:rPr>
@@ -4739,7 +4760,7 @@
           <w:spacing w:val="-1"/>
           <w:shd w:val="clear" w:color="auto" w:fill="FFFFFF"/>
         </w:rPr>
-        <w:t xml:space="preserve"> </w:t>
+        <w:t xml:space="preserve">the </w:t>
       </w:r>
       <w:r>
         <w:rPr>
@@ -4748,44 +4769,8 @@
           <w:spacing w:val="-1"/>
           <w:shd w:val="clear" w:color="auto" w:fill="FFFFFF"/>
         </w:rPr>
-        <w:t xml:space="preserve">and </w:t>
-      </w:r>
-      <w:r>
-        <w:rPr>
-          <w:rFonts w:ascii="Arial" w:hAnsi="Arial" w:cs="Arial"/>
-          <w:color w:val="172B4D"/>
-          <w:spacing w:val="-1"/>
-          <w:shd w:val="clear" w:color="auto" w:fill="FFFFFF"/>
-        </w:rPr>
         <w:lastRenderedPageBreak/>
-        <w:t>isEswCatalogFeatureEnabled is</w:t>
-      </w:r>
-      <w:r>
-        <w:rPr>
-          <w:rFonts w:ascii="Arial" w:hAnsi="Arial" w:cs="Arial"/>
-          <w:color w:val="172B4D"/>
-          <w:spacing w:val="-1"/>
-          <w:shd w:val="clear" w:color="auto" w:fill="FFFFFF"/>
-        </w:rPr>
-        <w:t xml:space="preserve"> enabled </w:t>
-      </w:r>
-      <w:r>
-        <w:rPr>
-          <w:rFonts w:ascii="Arial" w:hAnsi="Arial" w:cs="Arial"/>
-          <w:color w:val="172B4D"/>
-          <w:spacing w:val="-1"/>
-          <w:shd w:val="clear" w:color="auto" w:fill="FFFFFF"/>
-        </w:rPr>
-        <w:t xml:space="preserve">, the page will show </w:t>
-      </w:r>
-      <w:r>
-        <w:rPr>
-          <w:rFonts w:ascii="Arial" w:hAnsi="Arial" w:cs="Arial"/>
-          <w:color w:val="172B4D"/>
-          <w:spacing w:val="-1"/>
-          <w:shd w:val="clear" w:color="auto" w:fill="FFFFFF"/>
-        </w:rPr>
-        <w:t>the API Configurations</w:t>
+        <w:t>API Configurations</w:t>
       </w:r>
       <w:r>
         <w:rPr>
@@ -4805,7 +4790,7 @@
           <w:shd w:val="clear" w:color="auto" w:fill="FFFFFF"/>
         </w:rPr>
         <w:drawing>
-          <wp:inline distT="0" distB="0" distL="0" distR="0" wp14:anchorId="2C59EB46" wp14:editId="714223DE">
+          <wp:inline distT="0" distB="0" distL="0" distR="0" wp14:anchorId="2C59EB46" wp14:editId="40821B15">
             <wp:extent cx="5943600" cy="1824355"/>
             <wp:effectExtent l="0" t="0" r="0" b="4445"/>
             <wp:docPr id="27" name="Picture 27" descr="A screenshot of a computer&#10;&#10;Description automatically generated"/>
@@ -4896,21 +4881,21 @@
           <w:spacing w:val="-1"/>
           <w:shd w:val="clear" w:color="auto" w:fill="FFFFFF"/>
         </w:rPr>
-        <w:t xml:space="preserve">If the Catalog Service contains the service SFTP URL and isEswCatalogFeatureEnabled is not enabled, then SFTP configs will show up on the catalog configurations page </w:t>
-      </w:r>
-      <w:r>
-        <w:rPr>
-          <w:rFonts w:ascii="Arial" w:hAnsi="Arial" w:cs="Arial"/>
+        <w:t>If the Catalog Service doesn’t contain the service URL, SFTP configs will show up on the catalog configurations page</w:t>
+      </w:r>
+      <w:r>
+        <w:rPr>
+          <w:rFonts w:ascii="Segoe UI" w:hAnsi="Segoe UI" w:cs="Segoe UI"/>
           <w:noProof/>
           <w:color w:val="172B4D"/>
           <w:spacing w:val="-1"/>
           <w:shd w:val="clear" w:color="auto" w:fill="FFFFFF"/>
         </w:rPr>
         <w:drawing>
-          <wp:inline distT="0" distB="0" distL="0" distR="0" wp14:anchorId="424E7F1F" wp14:editId="6419B36C">
-            <wp:extent cx="5926455" cy="4312920"/>
+          <wp:inline distT="0" distB="0" distL="0" distR="0" wp14:anchorId="7708AF35" wp14:editId="2590D683">
+            <wp:extent cx="5943600" cy="2369185"/>
             <wp:effectExtent l="0" t="0" r="0" b="0"/>
-            <wp:docPr id="901048949" name="Picture 1"/>
+            <wp:docPr id="28" name="Picture 28" descr="A screenshot of a computer&#10;&#10;Description automatically generated"/>
             <wp:cNvGraphicFramePr>
               <a:graphicFrameLocks xmlns:a="http://schemas.openxmlformats.org/drawingml/2006/main" noChangeAspect="1"/>
             </wp:cNvGraphicFramePr>
@@ -4918,10 +4903,8 @@
               <a:graphicData uri="http://schemas.openxmlformats.org/drawingml/2006/picture">
                 <pic:pic xmlns:pic="http://schemas.openxmlformats.org/drawingml/2006/picture">
                   <pic:nvPicPr>
-                    <pic:cNvPr id="0" name="Picture 1"/>
-                    <pic:cNvPicPr>
-                      <a:picLocks noChangeAspect="1" noChangeArrowheads="1"/>
-                    </pic:cNvPicPr>
+                    <pic:cNvPr id="28" name="Picture 28" descr="A screenshot of a computer&#10;&#10;Description automatically generated"/>
+                    <pic:cNvPicPr/>
                   </pic:nvPicPr>
                   <pic:blipFill>
                     <a:blip r:embed="rId20" cstate="print">
@@ -4931,23 +4914,18 @@
                         </a:ext>
                       </a:extLst>
                     </a:blip>
-                    <a:srcRect/>
                     <a:stretch>
                       <a:fillRect/>
                     </a:stretch>
                   </pic:blipFill>
-                  <pic:spPr bwMode="auto">
+                  <pic:spPr>
                     <a:xfrm>
                       <a:off x="0" y="0"/>
-                      <a:ext cx="5926455" cy="4312920"/>
+                      <a:ext cx="5943600" cy="2369185"/>
                     </a:xfrm>
                     <a:prstGeom prst="rect">
                       <a:avLst/>
                     </a:prstGeom>
-                    <a:noFill/>
-                    <a:ln>
-                      <a:noFill/>
-                    </a:ln>
                   </pic:spPr>
                 </pic:pic>
               </a:graphicData>
@@ -5074,7 +5052,6 @@
           <w:sz w:val="24"/>
           <w:szCs w:val="24"/>
         </w:rPr>
-        <w:lastRenderedPageBreak/>
         <w:t xml:space="preserve"> </w:t>
       </w:r>
       <w:bookmarkStart w:id="7" w:name="_Toc142930976"/>
@@ -5123,8 +5100,9 @@
           <w:rFonts w:ascii="Arial" w:hAnsi="Arial" w:cs="Arial"/>
           <w:noProof/>
         </w:rPr>
+        <w:lastRenderedPageBreak/>
         <w:drawing>
-          <wp:inline distT="0" distB="0" distL="0" distR="0" wp14:anchorId="16599CDC" wp14:editId="1BAA59C2">
+          <wp:inline distT="0" distB="0" distL="0" distR="0" wp14:anchorId="16599CDC" wp14:editId="301EB84B">
             <wp:extent cx="5943600" cy="1642745"/>
             <wp:effectExtent l="0" t="0" r="0" b="0"/>
             <wp:docPr id="20" name="Picture 20" descr="A screenshot of a computer&#10;&#10;Description automatically generated"/>
@@ -5252,7 +5230,7 @@
           <w:szCs w:val="20"/>
         </w:rPr>
         <w:drawing>
-          <wp:inline distT="0" distB="0" distL="0" distR="0" wp14:anchorId="7D32927F" wp14:editId="2A2D01CA">
+          <wp:inline distT="0" distB="0" distL="0" distR="0" wp14:anchorId="7D32927F" wp14:editId="7F0CFBA4">
             <wp:extent cx="5943600" cy="487045"/>
             <wp:effectExtent l="0" t="0" r="0" b="8255"/>
             <wp:docPr id="21" name="Picture 21"/>
@@ -5345,7 +5323,7 @@
           <w:spacing w:val="-1"/>
         </w:rPr>
         <w:drawing>
-          <wp:inline distT="0" distB="0" distL="0" distR="0" wp14:anchorId="2BC7DFCF" wp14:editId="6B54AAE5">
+          <wp:inline distT="0" distB="0" distL="0" distR="0" wp14:anchorId="2BC7DFCF" wp14:editId="6C1F1246">
             <wp:extent cx="5943600" cy="2028190"/>
             <wp:effectExtent l="0" t="0" r="0" b="0"/>
             <wp:docPr id="29" name="Picture 29"/>
@@ -5432,7 +5410,7 @@
           <w:noProof/>
         </w:rPr>
         <w:drawing>
-          <wp:inline distT="0" distB="0" distL="0" distR="0" wp14:anchorId="37268CD8" wp14:editId="20BF70BC">
+          <wp:inline distT="0" distB="0" distL="0" distR="0" wp14:anchorId="37268CD8" wp14:editId="3A3DB394">
             <wp:extent cx="5943600" cy="1769110"/>
             <wp:effectExtent l="0" t="0" r="0" b="2540"/>
             <wp:docPr id="30" name="Picture 30" descr="A screenshot of a computer&#10;&#10;Description automatically generated"/>
@@ -7235,22 +7213,6 @@
         </w:rPr>
         <w:t>This preference is used to indicate if the catalog service will be used to send catalog related data to ESW</w:t>
       </w:r>
-      <w:r>
-        <w:rPr>
-          <w:rFonts w:ascii="Arial" w:eastAsia="Times New Roman" w:hAnsi="Arial" w:cs="Arial"/>
-          <w:color w:val="172B4D"/>
-          <w:spacing w:val="-1"/>
-        </w:rPr>
-        <w:t xml:space="preserve">. </w:t>
-      </w:r>
-      <w:r>
-        <w:rPr>
-          <w:rFonts w:ascii="Arial" w:eastAsia="Times New Roman" w:hAnsi="Arial" w:cs="Arial"/>
-          <w:color w:val="172B4D"/>
-          <w:spacing w:val="-1"/>
-        </w:rPr>
-        <w:t>If the preference is disabled, the cartridge will use the SFTP to upload the catalog. </w:t>
-      </w:r>
     </w:p>
     <w:p>
       <w:pPr>
@@ -7370,7 +7332,7 @@
           <w:szCs w:val="28"/>
         </w:rPr>
         <w:lastRenderedPageBreak/>
-        <w:t xml:space="preserve">ESWSFTP </w:t>
+        <w:t>S</w:t>
       </w:r>
       <w:r>
         <w:rPr>
@@ -7378,17 +7340,30 @@
           <w:sz w:val="28"/>
           <w:szCs w:val="28"/>
         </w:rPr>
-        <w:t>s</w:t>
-      </w:r>
+        <w:t>ervic</w:t>
+      </w:r>
+      <w:bookmarkEnd w:id="19"/>
       <w:r>
         <w:rPr>
           <w:rFonts w:ascii="Arial" w:hAnsi="Arial" w:cs="Arial"/>
           <w:sz w:val="28"/>
           <w:szCs w:val="28"/>
         </w:rPr>
-        <w:t>ervice</w:t>
-      </w:r>
-      <w:bookmarkEnd w:id="19"/>
+        <w:t>es</w:t>
+      </w:r>
+    </w:p>
+    <w:p>
+      <w:pPr>
+        <w:rPr>
+          <w:rFonts w:ascii="Arial" w:hAnsi="Arial" w:cs="Arial"/>
+        </w:rPr>
+      </w:pPr>
+      <w:r>
+        <w:rPr>
+          <w:rFonts w:ascii="Arial" w:hAnsi="Arial" w:cs="Arial"/>
+        </w:rPr>
+        <w:t xml:space="preserve">The following services are being used for this functionality. The cartridge automatically generates the URL if they are not set already. </w:t>
+      </w:r>
     </w:p>
     <w:bookmarkEnd w:id="20"/>
     <w:p>
@@ -7403,6 +7378,22 @@
       </w:pPr>
       <w:r>
         <w:rPr>
+          <w:b/>
+          <w:bCs/>
+          <w:sz w:val="20"/>
+          <w:szCs w:val="20"/>
+        </w:rPr>
+        <w:t>ESWSFTP</w:t>
+      </w:r>
+      <w:r>
+        <w:rPr>
+          <w:sz w:val="20"/>
+          <w:szCs w:val="20"/>
+        </w:rPr>
+        <w:t xml:space="preserve">: </w:t>
+      </w:r>
+      <w:r>
+        <w:rPr>
           <w:sz w:val="20"/>
           <w:szCs w:val="20"/>
         </w:rPr>
@@ -7422,68 +7413,6 @@
           <w:szCs w:val="20"/>
         </w:rPr>
         <w:t>tab.</w:t>
-      </w:r>
-    </w:p>
-    <w:p>
-      <w:pPr>
-        <w:jc w:val="center"/>
-        <w:rPr>
-          <w:rFonts w:ascii="Arial" w:eastAsia="Times New Roman" w:hAnsi="Arial" w:cs="Arial"/>
-        </w:rPr>
-      </w:pPr>
-      <w:r>
-        <w:rPr>
-          <w:rFonts w:ascii="Arial" w:hAnsi="Arial" w:cs="Arial"/>
-          <w:noProof/>
-        </w:rPr>
-        <w:drawing>
-          <wp:inline distT="0" distB="0" distL="0" distR="0" wp14:anchorId="28BABA27" wp14:editId="74F7D212">
-            <wp:extent cx="5943600" cy="1544320"/>
-            <wp:effectExtent l="0" t="0" r="0" b="0"/>
-            <wp:docPr id="13" name="Picture 13"/>
-            <wp:cNvGraphicFramePr>
-              <a:graphicFrameLocks xmlns:a="http://schemas.openxmlformats.org/drawingml/2006/main" noChangeAspect="1"/>
-            </wp:cNvGraphicFramePr>
-            <a:graphic xmlns:a="http://schemas.openxmlformats.org/drawingml/2006/main">
-              <a:graphicData uri="http://schemas.openxmlformats.org/drawingml/2006/picture">
-                <pic:pic xmlns:pic="http://schemas.openxmlformats.org/drawingml/2006/picture">
-                  <pic:nvPicPr>
-                    <pic:cNvPr id="0" name="Picture 367"/>
-                    <pic:cNvPicPr>
-                      <a:picLocks noChangeAspect="1" noChangeArrowheads="1"/>
-                    </pic:cNvPicPr>
-                  </pic:nvPicPr>
-                  <pic:blipFill>
-                    <a:blip r:embed="rId31">
-                      <a:extLst>
-                        <a:ext uri="{28A0092B-C50C-407E-A947-70E740481C1C}">
-                          <a14:useLocalDpi xmlns:a14="http://schemas.microsoft.com/office/drawing/2010/main" val="0"/>
-                        </a:ext>
-                      </a:extLst>
-                    </a:blip>
-                    <a:srcRect/>
-                    <a:stretch>
-                      <a:fillRect/>
-                    </a:stretch>
-                  </pic:blipFill>
-                  <pic:spPr bwMode="auto">
-                    <a:xfrm>
-                      <a:off x="0" y="0"/>
-                      <a:ext cx="5943600" cy="1544320"/>
-                    </a:xfrm>
-                    <a:prstGeom prst="rect">
-                      <a:avLst/>
-                    </a:prstGeom>
-                    <a:noFill/>
-                    <a:ln>
-                      <a:noFill/>
-                    </a:ln>
-                  </pic:spPr>
-                </pic:pic>
-              </a:graphicData>
-            </a:graphic>
-          </wp:inline>
-        </w:drawing>
       </w:r>
     </w:p>
     <w:p>
@@ -7515,30 +7444,7 @@
           <w:sz w:val="20"/>
           <w:szCs w:val="20"/>
         </w:rPr>
-        <w:t xml:space="preserve"> custom preference. The examples of the service names are </w:t>
-      </w:r>
-      <w:r>
-        <w:rPr>
-          <w:rStyle w:val="HTMLCode"/>
-          <w:rFonts w:ascii="Arial" w:hAnsi="Arial" w:cs="Arial"/>
-          <w:sz w:val="20"/>
-        </w:rPr>
-        <w:t>ESWSFTP.SG</w:t>
-      </w:r>
-      <w:r>
-        <w:rPr>
-          <w:sz w:val="20"/>
-          <w:szCs w:val="20"/>
-        </w:rPr>
-        <w:t> and </w:t>
-      </w:r>
-      <w:r>
-        <w:rPr>
-          <w:rStyle w:val="HTMLCode"/>
-          <w:rFonts w:ascii="Arial" w:hAnsi="Arial" w:cs="Arial"/>
-          <w:sz w:val="20"/>
-        </w:rPr>
-        <w:t>ESWSFPT.SFRA</w:t>
+        <w:t xml:space="preserve"> custom preference</w:t>
       </w:r>
       <w:r>
         <w:rPr>
@@ -7547,26 +7453,6 @@
         </w:rPr>
         <w:t>.</w:t>
       </w:r>
-    </w:p>
-    <w:p>
-      <w:pPr>
-        <w:pStyle w:val="11U"/>
-        <w:rPr>
-          <w:rFonts w:ascii="Arial" w:hAnsi="Arial" w:cs="Arial"/>
-          <w:sz w:val="28"/>
-          <w:szCs w:val="28"/>
-        </w:rPr>
-      </w:pPr>
-      <w:bookmarkStart w:id="21" w:name="_Toc142930984"/>
-      <w:r>
-        <w:rPr>
-          <w:rFonts w:ascii="Arial" w:hAnsi="Arial" w:cs="Arial"/>
-          <w:sz w:val="28"/>
-          <w:szCs w:val="28"/>
-        </w:rPr>
-        <w:t>ESWCatalogService</w:t>
-      </w:r>
-      <w:bookmarkEnd w:id="21"/>
     </w:p>
     <w:p>
       <w:pPr>
@@ -7581,129 +7467,28 @@
       <w:r>
         <w:rPr>
           <w:rFonts w:ascii="Arial" w:eastAsia="Times New Roman" w:hAnsi="Arial" w:cs="Arial"/>
+          <w:b/>
+          <w:bCs/>
           <w:color w:val="172B4D"/>
           <w:spacing w:val="-1"/>
         </w:rPr>
+        <w:t>ESW Cataog Service:</w:t>
+      </w:r>
+      <w:r>
+        <w:rPr>
+          <w:rFonts w:ascii="Arial" w:eastAsia="Times New Roman" w:hAnsi="Arial" w:cs="Arial"/>
+          <w:color w:val="172B4D"/>
+          <w:spacing w:val="-1"/>
+        </w:rPr>
+        <w:t xml:space="preserve"> </w:t>
+      </w:r>
+      <w:r>
+        <w:rPr>
+          <w:rFonts w:ascii="Arial" w:eastAsia="Times New Roman" w:hAnsi="Arial" w:cs="Arial"/>
+          <w:color w:val="172B4D"/>
+          <w:spacing w:val="-1"/>
+        </w:rPr>
         <w:t>This service is used to call the catalog API V2 and send the catalog data to ESW.</w:t>
-      </w:r>
-    </w:p>
-    <w:p>
-      <w:r>
-        <w:rPr>
-          <w:noProof/>
-        </w:rPr>
-        <w:drawing>
-          <wp:inline distT="0" distB="0" distL="0" distR="0" wp14:anchorId="4E6340CF" wp14:editId="7D5D4EE5">
-            <wp:extent cx="5943600" cy="1319530"/>
-            <wp:effectExtent l="0" t="0" r="0" b="0"/>
-            <wp:docPr id="24" name="Picture 24"/>
-            <wp:cNvGraphicFramePr>
-              <a:graphicFrameLocks xmlns:a="http://schemas.openxmlformats.org/drawingml/2006/main" noChangeAspect="1"/>
-            </wp:cNvGraphicFramePr>
-            <a:graphic xmlns:a="http://schemas.openxmlformats.org/drawingml/2006/main">
-              <a:graphicData uri="http://schemas.openxmlformats.org/drawingml/2006/picture">
-                <pic:pic xmlns:pic="http://schemas.openxmlformats.org/drawingml/2006/picture">
-                  <pic:nvPicPr>
-                    <pic:cNvPr id="24" name="Picture 24"/>
-                    <pic:cNvPicPr/>
-                  </pic:nvPicPr>
-                  <pic:blipFill>
-                    <a:blip r:embed="rId32" cstate="print">
-                      <a:extLst>
-                        <a:ext uri="{28A0092B-C50C-407E-A947-70E740481C1C}">
-                          <a14:useLocalDpi xmlns:a14="http://schemas.microsoft.com/office/drawing/2010/main" val="0"/>
-                        </a:ext>
-                      </a:extLst>
-                    </a:blip>
-                    <a:stretch>
-                      <a:fillRect/>
-                    </a:stretch>
-                  </pic:blipFill>
-                  <pic:spPr>
-                    <a:xfrm>
-                      <a:off x="0" y="0"/>
-                      <a:ext cx="5943600" cy="1319530"/>
-                    </a:xfrm>
-                    <a:prstGeom prst="rect">
-                      <a:avLst/>
-                    </a:prstGeom>
-                  </pic:spPr>
-                </pic:pic>
-              </a:graphicData>
-            </a:graphic>
-          </wp:inline>
-        </w:drawing>
-      </w:r>
-    </w:p>
-    <w:p>
-      <w:pPr>
-        <w:rPr>
-          <w:rFonts w:ascii="Arial" w:hAnsi="Arial" w:cs="Arial"/>
-          <w:i/>
-          <w:iCs/>
-          <w:sz w:val="18"/>
-          <w:szCs w:val="18"/>
-        </w:rPr>
-      </w:pPr>
-      <w:r>
-        <w:rPr>
-          <w:rFonts w:ascii="Arial" w:hAnsi="Arial" w:cs="Arial"/>
-          <w:i/>
-          <w:iCs/>
-          <w:sz w:val="18"/>
-          <w:szCs w:val="18"/>
-        </w:rPr>
-        <w:tab/>
-      </w:r>
-      <w:r>
-        <w:rPr>
-          <w:rFonts w:ascii="Arial" w:hAnsi="Arial" w:cs="Arial"/>
-          <w:i/>
-          <w:iCs/>
-          <w:sz w:val="18"/>
-          <w:szCs w:val="18"/>
-        </w:rPr>
-        <w:tab/>
-      </w:r>
-      <w:r>
-        <w:rPr>
-          <w:rFonts w:ascii="Arial" w:hAnsi="Arial" w:cs="Arial"/>
-          <w:i/>
-          <w:iCs/>
-          <w:sz w:val="18"/>
-          <w:szCs w:val="18"/>
-        </w:rPr>
-        <w:tab/>
-      </w:r>
-      <w:r>
-        <w:rPr>
-          <w:rFonts w:ascii="Arial" w:hAnsi="Arial" w:cs="Arial"/>
-          <w:i/>
-          <w:iCs/>
-          <w:sz w:val="18"/>
-          <w:szCs w:val="18"/>
-        </w:rPr>
-        <w:tab/>
-      </w:r>
-      <w:r>
-        <w:rPr>
-          <w:rFonts w:ascii="Arial" w:hAnsi="Arial" w:cs="Arial"/>
-          <w:i/>
-          <w:iCs/>
-          <w:sz w:val="18"/>
-          <w:szCs w:val="18"/>
-        </w:rPr>
-        <w:t xml:space="preserve">        </w:t>
-      </w:r>
-      <w:r>
-        <w:rPr>
-          <w:rFonts w:ascii="Arial" w:hAnsi="Arial" w:cs="Arial"/>
-          <w:i/>
-          <w:iCs/>
-          <w:sz w:val="18"/>
-          <w:szCs w:val="18"/>
-        </w:rPr>
-        <w:t>ESW Catalog Service</w:t>
       </w:r>
     </w:p>
     <w:sectPr>

--- a/link_eshopworld/Documentation/eShopWorld_Catalog_Integration.docx
+++ b/link_eshopworld/Documentation/eShopWorld_Catalog_Integration.docx
@@ -283,7 +283,21 @@
                                     <w:sz w:val="20"/>
                                     <w:szCs w:val="20"/>
                                   </w:rPr>
-                                  <w:t>5.0.0</w:t>
+                                  <w:t>5.</w:t>
+                                </w:r>
+                                <w:r>
+                                  <w:rPr>
+                                    <w:sz w:val="20"/>
+                                    <w:szCs w:val="20"/>
+                                  </w:rPr>
+                                  <w:t>1</w:t>
+                                </w:r>
+                                <w:r>
+                                  <w:rPr>
+                                    <w:sz w:val="20"/>
+                                    <w:szCs w:val="20"/>
+                                  </w:rPr>
+                                  <w:t>.0</w:t>
                                 </w:r>
                               </w:p>
                               <w:p>
@@ -324,7 +338,7 @@
                                     <w:sz w:val="20"/>
                                     <w:szCs w:val="20"/>
                                   </w:rPr>
-                                  <w:t>February</w:t>
+                                  <w:t>May</w:t>
                                 </w:r>
                                 <w:r>
                                   <w:rPr>
@@ -404,11 +418,7 @@
               </mc:Choice>
               <mc:Fallback>
                 <w:pict>
-                  <v:shapetype w14:anchorId="7A58B7D5" id="_x0000_t202" coordsize="21600,21600" o:spt="202" path="m,l,21600r21600,l21600,xe">
-                    <v:stroke joinstyle="miter"/>
-                    <v:path gradientshapeok="t" o:connecttype="rect"/>
-                  </v:shapetype>
-                  <v:shape id="Text Box 233" o:spid="_x0000_s1027" type="#_x0000_t202" style="position:absolute;margin-left:-12.65pt;margin-top:567.35pt;width:522.6pt;height:93.35pt;z-index:251660800;visibility:visible;mso-wrap-style:square;mso-width-percent:0;mso-height-percent:0;mso-wrap-distance-left:9pt;mso-wrap-distance-top:0;mso-wrap-distance-right:9pt;mso-wrap-distance-bottom:0;mso-position-horizontal:absolute;mso-position-horizontal-relative:text;mso-position-vertical:absolute;mso-position-vertical-relative:text;mso-width-percent:0;mso-height-percent:0;mso-width-relative:margin;mso-height-relative:margin;v-text-anchor:top" o:gfxdata="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" filled="f" stroked="f" strokeweight=".5pt">
+                  <v:shape w14:anchorId="7A58B7D5" id="Text Box 233" o:spid="_x0000_s1027" type="#_x0000_t202" style="position:absolute;margin-left:-12.65pt;margin-top:567.35pt;width:522.6pt;height:93.35pt;z-index:251660800;visibility:visible;mso-wrap-style:square;mso-width-percent:0;mso-height-percent:0;mso-wrap-distance-left:9pt;mso-wrap-distance-top:0;mso-wrap-distance-right:9pt;mso-wrap-distance-bottom:0;mso-position-horizontal:absolute;mso-position-horizontal-relative:text;mso-position-vertical:absolute;mso-position-vertical-relative:text;mso-width-percent:0;mso-height-percent:0;mso-width-relative:margin;mso-height-relative:margin;v-text-anchor:top" o:gfxdata="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" filled="f" stroked="f" strokeweight=".5pt">
                     <v:textbox>
                       <w:txbxContent>
                         <w:p>
@@ -440,7 +450,21 @@
                               <w:sz w:val="20"/>
                               <w:szCs w:val="20"/>
                             </w:rPr>
-                            <w:t>5.0.0</w:t>
+                            <w:t>5.</w:t>
+                          </w:r>
+                          <w:r>
+                            <w:rPr>
+                              <w:sz w:val="20"/>
+                              <w:szCs w:val="20"/>
+                            </w:rPr>
+                            <w:t>1</w:t>
+                          </w:r>
+                          <w:r>
+                            <w:rPr>
+                              <w:sz w:val="20"/>
+                              <w:szCs w:val="20"/>
+                            </w:rPr>
+                            <w:t>.0</w:t>
                           </w:r>
                         </w:p>
                         <w:p>
@@ -481,7 +505,7 @@
                               <w:sz w:val="20"/>
                               <w:szCs w:val="20"/>
                             </w:rPr>
-                            <w:t>February</w:t>
+                            <w:t>May</w:t>
                           </w:r>
                           <w:r>
                             <w:rPr>
@@ -3573,7 +3597,7 @@
         </w:rPr>
         <w:lastRenderedPageBreak/>
         <w:drawing>
-          <wp:inline distT="0" distB="0" distL="0" distR="0" wp14:anchorId="09F2509C" wp14:editId="1B8568A1">
+          <wp:inline distT="0" distB="0" distL="0" distR="0" wp14:anchorId="09F2509C" wp14:editId="0699F541">
             <wp:extent cx="5943600" cy="2273300"/>
             <wp:effectExtent l="0" t="0" r="0" b="0"/>
             <wp:docPr id="25" name="Picture 25" descr="A screenshot of a computer&#10;&#10;Description automatically generated"/>
@@ -4258,7 +4282,7 @@
           <w:shd w:val="clear" w:color="auto" w:fill="FFFFFF"/>
         </w:rPr>
         <w:drawing>
-          <wp:inline distT="0" distB="0" distL="0" distR="0" wp14:anchorId="2F966AB5" wp14:editId="2A265486">
+          <wp:inline distT="0" distB="0" distL="0" distR="0" wp14:anchorId="2F966AB5" wp14:editId="5E308638">
             <wp:extent cx="5943600" cy="2268855"/>
             <wp:effectExtent l="0" t="0" r="0" b="0"/>
             <wp:docPr id="26" name="Picture 26"/>
@@ -4622,7 +4646,7 @@
           <w:noProof/>
         </w:rPr>
         <w:drawing>
-          <wp:inline distT="0" distB="0" distL="0" distR="0" wp14:anchorId="616CBAE8" wp14:editId="5A55D702">
+          <wp:inline distT="0" distB="0" distL="0" distR="0" wp14:anchorId="616CBAE8" wp14:editId="18E32C8B">
             <wp:extent cx="5943600" cy="716915"/>
             <wp:effectExtent l="0" t="0" r="0" b="6985"/>
             <wp:docPr id="17" name="Picture 17"/>
@@ -4790,7 +4814,7 @@
           <w:shd w:val="clear" w:color="auto" w:fill="FFFFFF"/>
         </w:rPr>
         <w:drawing>
-          <wp:inline distT="0" distB="0" distL="0" distR="0" wp14:anchorId="2C59EB46" wp14:editId="40821B15">
+          <wp:inline distT="0" distB="0" distL="0" distR="0" wp14:anchorId="2C59EB46" wp14:editId="439A7E11">
             <wp:extent cx="5943600" cy="1824355"/>
             <wp:effectExtent l="0" t="0" r="0" b="4445"/>
             <wp:docPr id="27" name="Picture 27" descr="A screenshot of a computer&#10;&#10;Description automatically generated"/>
@@ -4892,7 +4916,7 @@
           <w:shd w:val="clear" w:color="auto" w:fill="FFFFFF"/>
         </w:rPr>
         <w:drawing>
-          <wp:inline distT="0" distB="0" distL="0" distR="0" wp14:anchorId="7708AF35" wp14:editId="2590D683">
+          <wp:inline distT="0" distB="0" distL="0" distR="0" wp14:anchorId="7708AF35" wp14:editId="2A4F69CC">
             <wp:extent cx="5943600" cy="2369185"/>
             <wp:effectExtent l="0" t="0" r="0" b="0"/>
             <wp:docPr id="28" name="Picture 28" descr="A screenshot of a computer&#10;&#10;Description automatically generated"/>
@@ -5102,7 +5126,7 @@
         </w:rPr>
         <w:lastRenderedPageBreak/>
         <w:drawing>
-          <wp:inline distT="0" distB="0" distL="0" distR="0" wp14:anchorId="16599CDC" wp14:editId="301EB84B">
+          <wp:inline distT="0" distB="0" distL="0" distR="0" wp14:anchorId="16599CDC" wp14:editId="61E1B0FB">
             <wp:extent cx="5943600" cy="1642745"/>
             <wp:effectExtent l="0" t="0" r="0" b="0"/>
             <wp:docPr id="20" name="Picture 20" descr="A screenshot of a computer&#10;&#10;Description automatically generated"/>
@@ -5230,7 +5254,7 @@
           <w:szCs w:val="20"/>
         </w:rPr>
         <w:drawing>
-          <wp:inline distT="0" distB="0" distL="0" distR="0" wp14:anchorId="7D32927F" wp14:editId="7F0CFBA4">
+          <wp:inline distT="0" distB="0" distL="0" distR="0" wp14:anchorId="7D32927F" wp14:editId="2CAF7329">
             <wp:extent cx="5943600" cy="487045"/>
             <wp:effectExtent l="0" t="0" r="0" b="8255"/>
             <wp:docPr id="21" name="Picture 21"/>
@@ -5323,7 +5347,7 @@
           <w:spacing w:val="-1"/>
         </w:rPr>
         <w:drawing>
-          <wp:inline distT="0" distB="0" distL="0" distR="0" wp14:anchorId="2BC7DFCF" wp14:editId="6C1F1246">
+          <wp:inline distT="0" distB="0" distL="0" distR="0" wp14:anchorId="2BC7DFCF" wp14:editId="028468A7">
             <wp:extent cx="5943600" cy="2028190"/>
             <wp:effectExtent l="0" t="0" r="0" b="0"/>
             <wp:docPr id="29" name="Picture 29"/>
@@ -5410,7 +5434,7 @@
           <w:noProof/>
         </w:rPr>
         <w:drawing>
-          <wp:inline distT="0" distB="0" distL="0" distR="0" wp14:anchorId="37268CD8" wp14:editId="3A3DB394">
+          <wp:inline distT="0" distB="0" distL="0" distR="0" wp14:anchorId="37268CD8" wp14:editId="5CBABA28">
             <wp:extent cx="5943600" cy="1769110"/>
             <wp:effectExtent l="0" t="0" r="0" b="2540"/>
             <wp:docPr id="30" name="Picture 30" descr="A screenshot of a computer&#10;&#10;Description automatically generated"/>

--- a/link_eshopworld/Documentation/eShopWorld_Catalog_Integration.docx
+++ b/link_eshopworld/Documentation/eShopWorld_Catalog_Integration.docx
@@ -297,7 +297,14 @@
                                     <w:sz w:val="20"/>
                                     <w:szCs w:val="20"/>
                                   </w:rPr>
-                                  <w:t>.0</w:t>
+                                  <w:t>.</w:t>
+                                </w:r>
+                                <w:r>
+                                  <w:rPr>
+                                    <w:sz w:val="20"/>
+                                    <w:szCs w:val="20"/>
+                                  </w:rPr>
+                                  <w:t>1</w:t>
                                 </w:r>
                               </w:p>
                               <w:p>
@@ -338,7 +345,7 @@
                                     <w:sz w:val="20"/>
                                     <w:szCs w:val="20"/>
                                   </w:rPr>
-                                  <w:t>May</w:t>
+                                  <w:t>June</w:t>
                                 </w:r>
                                 <w:r>
                                   <w:rPr>
@@ -464,7 +471,14 @@
                               <w:sz w:val="20"/>
                               <w:szCs w:val="20"/>
                             </w:rPr>
-                            <w:t>.0</w:t>
+                            <w:t>.</w:t>
+                          </w:r>
+                          <w:r>
+                            <w:rPr>
+                              <w:sz w:val="20"/>
+                              <w:szCs w:val="20"/>
+                            </w:rPr>
+                            <w:t>1</w:t>
                           </w:r>
                         </w:p>
                         <w:p>
@@ -505,7 +519,7 @@
                               <w:sz w:val="20"/>
                               <w:szCs w:val="20"/>
                             </w:rPr>
-                            <w:t>May</w:t>
+                            <w:t>June</w:t>
                           </w:r>
                           <w:r>
                             <w:rPr>
@@ -3597,7 +3611,7 @@
         </w:rPr>
         <w:lastRenderedPageBreak/>
         <w:drawing>
-          <wp:inline distT="0" distB="0" distL="0" distR="0" wp14:anchorId="09F2509C" wp14:editId="0699F541">
+          <wp:inline distT="0" distB="0" distL="0" distR="0" wp14:anchorId="09F2509C" wp14:editId="38E2F827">
             <wp:extent cx="5943600" cy="2273300"/>
             <wp:effectExtent l="0" t="0" r="0" b="0"/>
             <wp:docPr id="25" name="Picture 25" descr="A screenshot of a computer&#10;&#10;Description automatically generated"/>
@@ -4282,7 +4296,7 @@
           <w:shd w:val="clear" w:color="auto" w:fill="FFFFFF"/>
         </w:rPr>
         <w:drawing>
-          <wp:inline distT="0" distB="0" distL="0" distR="0" wp14:anchorId="2F966AB5" wp14:editId="5E308638">
+          <wp:inline distT="0" distB="0" distL="0" distR="0" wp14:anchorId="2F966AB5" wp14:editId="0B077A14">
             <wp:extent cx="5943600" cy="2268855"/>
             <wp:effectExtent l="0" t="0" r="0" b="0"/>
             <wp:docPr id="26" name="Picture 26"/>
@@ -4646,7 +4660,7 @@
           <w:noProof/>
         </w:rPr>
         <w:drawing>
-          <wp:inline distT="0" distB="0" distL="0" distR="0" wp14:anchorId="616CBAE8" wp14:editId="18E32C8B">
+          <wp:inline distT="0" distB="0" distL="0" distR="0" wp14:anchorId="616CBAE8" wp14:editId="6EECBC7A">
             <wp:extent cx="5943600" cy="716915"/>
             <wp:effectExtent l="0" t="0" r="0" b="6985"/>
             <wp:docPr id="17" name="Picture 17"/>
@@ -4814,7 +4828,7 @@
           <w:shd w:val="clear" w:color="auto" w:fill="FFFFFF"/>
         </w:rPr>
         <w:drawing>
-          <wp:inline distT="0" distB="0" distL="0" distR="0" wp14:anchorId="2C59EB46" wp14:editId="439A7E11">
+          <wp:inline distT="0" distB="0" distL="0" distR="0" wp14:anchorId="2C59EB46" wp14:editId="6615D72D">
             <wp:extent cx="5943600" cy="1824355"/>
             <wp:effectExtent l="0" t="0" r="0" b="4445"/>
             <wp:docPr id="27" name="Picture 27" descr="A screenshot of a computer&#10;&#10;Description automatically generated"/>
@@ -4916,7 +4930,7 @@
           <w:shd w:val="clear" w:color="auto" w:fill="FFFFFF"/>
         </w:rPr>
         <w:drawing>
-          <wp:inline distT="0" distB="0" distL="0" distR="0" wp14:anchorId="7708AF35" wp14:editId="2A4F69CC">
+          <wp:inline distT="0" distB="0" distL="0" distR="0" wp14:anchorId="7708AF35" wp14:editId="1E0FFAD1">
             <wp:extent cx="5943600" cy="2369185"/>
             <wp:effectExtent l="0" t="0" r="0" b="0"/>
             <wp:docPr id="28" name="Picture 28" descr="A screenshot of a computer&#10;&#10;Description automatically generated"/>
@@ -5126,7 +5140,7 @@
         </w:rPr>
         <w:lastRenderedPageBreak/>
         <w:drawing>
-          <wp:inline distT="0" distB="0" distL="0" distR="0" wp14:anchorId="16599CDC" wp14:editId="61E1B0FB">
+          <wp:inline distT="0" distB="0" distL="0" distR="0" wp14:anchorId="16599CDC" wp14:editId="5AAC4640">
             <wp:extent cx="5943600" cy="1642745"/>
             <wp:effectExtent l="0" t="0" r="0" b="0"/>
             <wp:docPr id="20" name="Picture 20" descr="A screenshot of a computer&#10;&#10;Description automatically generated"/>
@@ -5254,7 +5268,7 @@
           <w:szCs w:val="20"/>
         </w:rPr>
         <w:drawing>
-          <wp:inline distT="0" distB="0" distL="0" distR="0" wp14:anchorId="7D32927F" wp14:editId="2CAF7329">
+          <wp:inline distT="0" distB="0" distL="0" distR="0" wp14:anchorId="7D32927F" wp14:editId="7FC243B4">
             <wp:extent cx="5943600" cy="487045"/>
             <wp:effectExtent l="0" t="0" r="0" b="8255"/>
             <wp:docPr id="21" name="Picture 21"/>
@@ -5347,7 +5361,7 @@
           <w:spacing w:val="-1"/>
         </w:rPr>
         <w:drawing>
-          <wp:inline distT="0" distB="0" distL="0" distR="0" wp14:anchorId="2BC7DFCF" wp14:editId="028468A7">
+          <wp:inline distT="0" distB="0" distL="0" distR="0" wp14:anchorId="2BC7DFCF" wp14:editId="0860AC65">
             <wp:extent cx="5943600" cy="2028190"/>
             <wp:effectExtent l="0" t="0" r="0" b="0"/>
             <wp:docPr id="29" name="Picture 29"/>
@@ -5434,7 +5448,7 @@
           <w:noProof/>
         </w:rPr>
         <w:drawing>
-          <wp:inline distT="0" distB="0" distL="0" distR="0" wp14:anchorId="37268CD8" wp14:editId="5CBABA28">
+          <wp:inline distT="0" distB="0" distL="0" distR="0" wp14:anchorId="37268CD8" wp14:editId="39262B87">
             <wp:extent cx="5943600" cy="1769110"/>
             <wp:effectExtent l="0" t="0" r="0" b="2540"/>
             <wp:docPr id="30" name="Picture 30" descr="A screenshot of a computer&#10;&#10;Description automatically generated"/>

--- a/link_eshopworld/Documentation/eShopWorld_Catalog_Integration.docx
+++ b/link_eshopworld/Documentation/eShopWorld_Catalog_Integration.docx
@@ -283,7 +283,28 @@
                                     <w:sz w:val="20"/>
                                     <w:szCs w:val="20"/>
                                   </w:rPr>
-                                  <w:t>5.0.0</w:t>
+                                  <w:t>5.</w:t>
+                                </w:r>
+                                <w:r>
+                                  <w:rPr>
+                                    <w:sz w:val="20"/>
+                                    <w:szCs w:val="20"/>
+                                  </w:rPr>
+                                  <w:t>1</w:t>
+                                </w:r>
+                                <w:r>
+                                  <w:rPr>
+                                    <w:sz w:val="20"/>
+                                    <w:szCs w:val="20"/>
+                                  </w:rPr>
+                                  <w:t>.</w:t>
+                                </w:r>
+                                <w:r>
+                                  <w:rPr>
+                                    <w:sz w:val="20"/>
+                                    <w:szCs w:val="20"/>
+                                  </w:rPr>
+                                  <w:t>1</w:t>
                                 </w:r>
                               </w:p>
                               <w:p>
@@ -324,7 +345,7 @@
                                     <w:sz w:val="20"/>
                                     <w:szCs w:val="20"/>
                                   </w:rPr>
-                                  <w:t>February</w:t>
+                                  <w:t>June</w:t>
                                 </w:r>
                                 <w:r>
                                   <w:rPr>
@@ -404,11 +425,7 @@
               </mc:Choice>
               <mc:Fallback>
                 <w:pict>
-                  <v:shapetype w14:anchorId="7A58B7D5" id="_x0000_t202" coordsize="21600,21600" o:spt="202" path="m,l,21600r21600,l21600,xe">
-                    <v:stroke joinstyle="miter"/>
-                    <v:path gradientshapeok="t" o:connecttype="rect"/>
-                  </v:shapetype>
-                  <v:shape id="Text Box 233" o:spid="_x0000_s1027" type="#_x0000_t202" style="position:absolute;margin-left:-12.65pt;margin-top:567.35pt;width:522.6pt;height:93.35pt;z-index:251660800;visibility:visible;mso-wrap-style:square;mso-width-percent:0;mso-height-percent:0;mso-wrap-distance-left:9pt;mso-wrap-distance-top:0;mso-wrap-distance-right:9pt;mso-wrap-distance-bottom:0;mso-position-horizontal:absolute;mso-position-horizontal-relative:text;mso-position-vertical:absolute;mso-position-vertical-relative:text;mso-width-percent:0;mso-height-percent:0;mso-width-relative:margin;mso-height-relative:margin;v-text-anchor:top" o:gfxdata="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" filled="f" stroked="f" strokeweight=".5pt">
+                  <v:shape w14:anchorId="7A58B7D5" id="Text Box 233" o:spid="_x0000_s1027" type="#_x0000_t202" style="position:absolute;margin-left:-12.65pt;margin-top:567.35pt;width:522.6pt;height:93.35pt;z-index:251660800;visibility:visible;mso-wrap-style:square;mso-width-percent:0;mso-height-percent:0;mso-wrap-distance-left:9pt;mso-wrap-distance-top:0;mso-wrap-distance-right:9pt;mso-wrap-distance-bottom:0;mso-position-horizontal:absolute;mso-position-horizontal-relative:text;mso-position-vertical:absolute;mso-position-vertical-relative:text;mso-width-percent:0;mso-height-percent:0;mso-width-relative:margin;mso-height-relative:margin;v-text-anchor:top" o:gfxdata="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" filled="f" stroked="f" strokeweight=".5pt">
                     <v:textbox>
                       <w:txbxContent>
                         <w:p>
@@ -440,7 +457,28 @@
                               <w:sz w:val="20"/>
                               <w:szCs w:val="20"/>
                             </w:rPr>
-                            <w:t>5.0.0</w:t>
+                            <w:t>5.</w:t>
+                          </w:r>
+                          <w:r>
+                            <w:rPr>
+                              <w:sz w:val="20"/>
+                              <w:szCs w:val="20"/>
+                            </w:rPr>
+                            <w:t>1</w:t>
+                          </w:r>
+                          <w:r>
+                            <w:rPr>
+                              <w:sz w:val="20"/>
+                              <w:szCs w:val="20"/>
+                            </w:rPr>
+                            <w:t>.</w:t>
+                          </w:r>
+                          <w:r>
+                            <w:rPr>
+                              <w:sz w:val="20"/>
+                              <w:szCs w:val="20"/>
+                            </w:rPr>
+                            <w:t>1</w:t>
                           </w:r>
                         </w:p>
                         <w:p>
@@ -481,7 +519,7 @@
                               <w:sz w:val="20"/>
                               <w:szCs w:val="20"/>
                             </w:rPr>
-                            <w:t>February</w:t>
+                            <w:t>June</w:t>
                           </w:r>
                           <w:r>
                             <w:rPr>
@@ -3573,7 +3611,7 @@
         </w:rPr>
         <w:lastRenderedPageBreak/>
         <w:drawing>
-          <wp:inline distT="0" distB="0" distL="0" distR="0" wp14:anchorId="09F2509C" wp14:editId="1B8568A1">
+          <wp:inline distT="0" distB="0" distL="0" distR="0" wp14:anchorId="09F2509C" wp14:editId="38E2F827">
             <wp:extent cx="5943600" cy="2273300"/>
             <wp:effectExtent l="0" t="0" r="0" b="0"/>
             <wp:docPr id="25" name="Picture 25" descr="A screenshot of a computer&#10;&#10;Description automatically generated"/>
@@ -4258,7 +4296,7 @@
           <w:shd w:val="clear" w:color="auto" w:fill="FFFFFF"/>
         </w:rPr>
         <w:drawing>
-          <wp:inline distT="0" distB="0" distL="0" distR="0" wp14:anchorId="2F966AB5" wp14:editId="2A265486">
+          <wp:inline distT="0" distB="0" distL="0" distR="0" wp14:anchorId="2F966AB5" wp14:editId="0B077A14">
             <wp:extent cx="5943600" cy="2268855"/>
             <wp:effectExtent l="0" t="0" r="0" b="0"/>
             <wp:docPr id="26" name="Picture 26"/>
@@ -4622,7 +4660,7 @@
           <w:noProof/>
         </w:rPr>
         <w:drawing>
-          <wp:inline distT="0" distB="0" distL="0" distR="0" wp14:anchorId="616CBAE8" wp14:editId="5A55D702">
+          <wp:inline distT="0" distB="0" distL="0" distR="0" wp14:anchorId="616CBAE8" wp14:editId="6EECBC7A">
             <wp:extent cx="5943600" cy="716915"/>
             <wp:effectExtent l="0" t="0" r="0" b="6985"/>
             <wp:docPr id="17" name="Picture 17"/>
@@ -4790,7 +4828,7 @@
           <w:shd w:val="clear" w:color="auto" w:fill="FFFFFF"/>
         </w:rPr>
         <w:drawing>
-          <wp:inline distT="0" distB="0" distL="0" distR="0" wp14:anchorId="2C59EB46" wp14:editId="40821B15">
+          <wp:inline distT="0" distB="0" distL="0" distR="0" wp14:anchorId="2C59EB46" wp14:editId="6615D72D">
             <wp:extent cx="5943600" cy="1824355"/>
             <wp:effectExtent l="0" t="0" r="0" b="4445"/>
             <wp:docPr id="27" name="Picture 27" descr="A screenshot of a computer&#10;&#10;Description automatically generated"/>
@@ -4892,7 +4930,7 @@
           <w:shd w:val="clear" w:color="auto" w:fill="FFFFFF"/>
         </w:rPr>
         <w:drawing>
-          <wp:inline distT="0" distB="0" distL="0" distR="0" wp14:anchorId="7708AF35" wp14:editId="2590D683">
+          <wp:inline distT="0" distB="0" distL="0" distR="0" wp14:anchorId="7708AF35" wp14:editId="1E0FFAD1">
             <wp:extent cx="5943600" cy="2369185"/>
             <wp:effectExtent l="0" t="0" r="0" b="0"/>
             <wp:docPr id="28" name="Picture 28" descr="A screenshot of a computer&#10;&#10;Description automatically generated"/>
@@ -5102,7 +5140,7 @@
         </w:rPr>
         <w:lastRenderedPageBreak/>
         <w:drawing>
-          <wp:inline distT="0" distB="0" distL="0" distR="0" wp14:anchorId="16599CDC" wp14:editId="301EB84B">
+          <wp:inline distT="0" distB="0" distL="0" distR="0" wp14:anchorId="16599CDC" wp14:editId="5AAC4640">
             <wp:extent cx="5943600" cy="1642745"/>
             <wp:effectExtent l="0" t="0" r="0" b="0"/>
             <wp:docPr id="20" name="Picture 20" descr="A screenshot of a computer&#10;&#10;Description automatically generated"/>
@@ -5230,7 +5268,7 @@
           <w:szCs w:val="20"/>
         </w:rPr>
         <w:drawing>
-          <wp:inline distT="0" distB="0" distL="0" distR="0" wp14:anchorId="7D32927F" wp14:editId="7F0CFBA4">
+          <wp:inline distT="0" distB="0" distL="0" distR="0" wp14:anchorId="7D32927F" wp14:editId="7FC243B4">
             <wp:extent cx="5943600" cy="487045"/>
             <wp:effectExtent l="0" t="0" r="0" b="8255"/>
             <wp:docPr id="21" name="Picture 21"/>
@@ -5323,7 +5361,7 @@
           <w:spacing w:val="-1"/>
         </w:rPr>
         <w:drawing>
-          <wp:inline distT="0" distB="0" distL="0" distR="0" wp14:anchorId="2BC7DFCF" wp14:editId="6C1F1246">
+          <wp:inline distT="0" distB="0" distL="0" distR="0" wp14:anchorId="2BC7DFCF" wp14:editId="0860AC65">
             <wp:extent cx="5943600" cy="2028190"/>
             <wp:effectExtent l="0" t="0" r="0" b="0"/>
             <wp:docPr id="29" name="Picture 29"/>
@@ -5410,7 +5448,7 @@
           <w:noProof/>
         </w:rPr>
         <w:drawing>
-          <wp:inline distT="0" distB="0" distL="0" distR="0" wp14:anchorId="37268CD8" wp14:editId="3A3DB394">
+          <wp:inline distT="0" distB="0" distL="0" distR="0" wp14:anchorId="37268CD8" wp14:editId="39262B87">
             <wp:extent cx="5943600" cy="1769110"/>
             <wp:effectExtent l="0" t="0" r="0" b="2540"/>
             <wp:docPr id="30" name="Picture 30" descr="A screenshot of a computer&#10;&#10;Description automatically generated"/>
